--- a/output_grouped/CHUNG TU Bank 3_ZALOPAY_Khách hàng J_331582.docx
+++ b/output_grouped/CHUNG TU Bank 3_ZALOPAY_Khách hàng J_331582.docx
@@ -51,6 +51,32 @@
         </w:rPr>
         <w:t>CHUNG TU Bank 3_ZALOPAY.Khách hàng J_331582</w:t>
       </w:r>
+      <w:proofErr w:type="spellStart"/>
+      <w:r>
+        <w:rPr>
+          <w:rFonts w:ascii="Times New Roman" w:eastAsia="Calibri" w:hAnsi="Times New Roman" w:cs="Times New Roman"/>
+          <w:b/>
+          <w:bCs/>
+          <w:color w:val="000000"/>
+          <w:spacing w:val="0"/>
+          <w:kern w:val="0"/>
+          <w:sz w:val="20"/>
+          <w:szCs w:val="20"/>
+        </w:rPr>
+      </w:r>
+      <w:proofErr w:type="spellEnd"/>
+      <w:r>
+        <w:rPr>
+          <w:rFonts w:ascii="Times New Roman" w:eastAsia="Calibri" w:hAnsi="Times New Roman" w:cs="Times New Roman"/>
+          <w:b/>
+          <w:bCs/>
+          <w:color w:val="000000"/>
+          <w:spacing w:val="0"/>
+          <w:kern w:val="0"/>
+          <w:sz w:val="20"/>
+          <w:szCs w:val="20"/>
+        </w:rPr>
+      </w:r>
     </w:p>
     <w:p>
       <w:pPr>
@@ -62,6 +88,7 @@
           <w:szCs w:val="20"/>
         </w:rPr>
       </w:pPr>
+      <w:proofErr w:type="spellStart"/>
       <w:r>
         <w:rPr>
           <w:rFonts w:ascii="Times New Roman" w:hAnsi="Times New Roman" w:cs="Times New Roman"/>
@@ -70,7 +97,62 @@
           <w:sz w:val="20"/>
           <w:szCs w:val="20"/>
         </w:rPr>
-        <w:t>Mô tả dịch vụ:</w:t>
+        <w:t>Mô</w:t>
+      </w:r>
+      <w:proofErr w:type="spellEnd"/>
+      <w:r>
+        <w:rPr>
+          <w:rFonts w:ascii="Times New Roman" w:hAnsi="Times New Roman" w:cs="Times New Roman"/>
+          <w:b/>
+          <w:bCs/>
+          <w:sz w:val="20"/>
+          <w:szCs w:val="20"/>
+        </w:rPr>
+        <w:t xml:space="preserve"> </w:t>
+      </w:r>
+      <w:proofErr w:type="spellStart"/>
+      <w:r>
+        <w:rPr>
+          <w:rFonts w:ascii="Times New Roman" w:hAnsi="Times New Roman" w:cs="Times New Roman"/>
+          <w:b/>
+          <w:bCs/>
+          <w:sz w:val="20"/>
+          <w:szCs w:val="20"/>
+        </w:rPr>
+        <w:t>tả</w:t>
+      </w:r>
+      <w:proofErr w:type="spellEnd"/>
+      <w:r>
+        <w:rPr>
+          <w:rFonts w:ascii="Times New Roman" w:hAnsi="Times New Roman" w:cs="Times New Roman"/>
+          <w:b/>
+          <w:bCs/>
+          <w:sz w:val="20"/>
+          <w:szCs w:val="20"/>
+        </w:rPr>
+        <w:t xml:space="preserve"> </w:t>
+      </w:r>
+      <w:proofErr w:type="spellStart"/>
+      <w:r>
+        <w:rPr>
+          <w:rFonts w:ascii="Times New Roman" w:hAnsi="Times New Roman" w:cs="Times New Roman"/>
+          <w:b/>
+          <w:bCs/>
+          <w:sz w:val="20"/>
+          <w:szCs w:val="20"/>
+        </w:rPr>
+        <w:t>dịch</w:t>
+      </w:r>
+      <w:proofErr w:type="spellEnd"/>
+      <w:r>
+        <w:rPr>
+          <w:rFonts w:ascii="Times New Roman" w:hAnsi="Times New Roman" w:cs="Times New Roman"/>
+          <w:b/>
+          <w:bCs/>
+          <w:sz w:val="20"/>
+          <w:szCs w:val="20"/>
+        </w:rPr>
+        <w:t xml:space="preserve"> vụ:</w:t>
       </w:r>
       <w:r>
         <w:rPr>
@@ -92,6 +174,11 @@
         </w:rPr>
       </w:pPr>
       <w:r>
+        <w:rPr>
+          <w:rFonts w:ascii="Times New Roman" w:hAnsi="Times New Roman" w:cs="Times New Roman"/>
+          <w:sz w:val="20"/>
+          <w:szCs w:val="20"/>
+        </w:rPr>
         <w:t>Giao dịch thanh toán đơn hàng qua ví Zalopay bằng thẻ/ tài khoản ngân hàng đã liên kết.</w:t>
       </w:r>
     </w:p>
@@ -106,6 +193,11 @@
         </w:rPr>
       </w:pPr>
       <w:r>
+        <w:rPr>
+          <w:rFonts w:ascii="Times New Roman" w:hAnsi="Times New Roman" w:cs="Times New Roman"/>
+          <w:sz w:val="20"/>
+          <w:szCs w:val="20"/>
+        </w:rPr>
         <w:t>Giao dịch thanh toán thành công, đã cung cấp hàng hóa/ dịch vụ. 1 giao dịch đã hoàn tiền.</w:t>
       </w:r>
     </w:p>
@@ -113,7 +205,10 @@
       <w:pPr>
         <w:spacing w:after="0" w:line="360" w:lineRule="auto"/>
         <w:rPr>
+          <w:rFonts w:ascii="Times New Roman" w:hAnsi="Times New Roman" w:cs="Times New Roman"/>
           <w:noProof/>
+          <w:sz w:val="20"/>
+          <w:szCs w:val="20"/>
         </w:rPr>
       </w:pPr>
       <w:r>
@@ -133,11 +228,25 @@
           <w:sz w:val="20"/>
           <w:szCs w:val="20"/>
         </w:rPr>
-        <w:t>hông tin giao dịch</w:t>
-      </w:r>
-      <w:r>
-        <w:rPr>
+        <w:t xml:space="preserve">hông tin giao </w:t>
+      </w:r>
+      <w:proofErr w:type="spellStart"/>
+      <w:r>
+        <w:rPr>
+          <w:rFonts w:ascii="Times New Roman" w:hAnsi="Times New Roman" w:cs="Times New Roman"/>
+          <w:b/>
+          <w:sz w:val="20"/>
+          <w:szCs w:val="20"/>
+        </w:rPr>
+        <w:t>dịch</w:t>
+      </w:r>
+      <w:proofErr w:type="spellEnd"/>
+      <w:r>
+        <w:rPr>
+          <w:rFonts w:ascii="Times New Roman" w:hAnsi="Times New Roman" w:cs="Times New Roman"/>
           <w:noProof/>
+          <w:sz w:val="20"/>
+          <w:szCs w:val="20"/>
         </w:rPr>
         <w:t>:</w:t>
       </w:r>
@@ -149,18 +258,18 @@
         <w:tblLook w:val="04A0" w:firstRow="1" w:lastRow="0" w:firstColumn="1" w:lastColumn="0" w:noHBand="0" w:noVBand="1"/>
       </w:tblPr>
       <w:tblGrid>
-        <w:gridCol w:w="1611"/>
-        <w:gridCol w:w="1635"/>
-        <w:gridCol w:w="1105"/>
-        <w:gridCol w:w="1702"/>
-        <w:gridCol w:w="1470"/>
-        <w:gridCol w:w="1195"/>
-        <w:gridCol w:w="1885"/>
-        <w:gridCol w:w="1352"/>
-        <w:gridCol w:w="1065"/>
-        <w:gridCol w:w="1748"/>
-        <w:gridCol w:w="1327"/>
-        <w:gridCol w:w="908"/>
+        <w:gridCol w:w="1316"/>
+        <w:gridCol w:w="1315"/>
+        <w:gridCol w:w="959"/>
+        <w:gridCol w:w="1368"/>
+        <w:gridCol w:w="1199"/>
+        <w:gridCol w:w="1004"/>
+        <w:gridCol w:w="1519"/>
+        <w:gridCol w:w="1124"/>
+        <w:gridCol w:w="920"/>
+        <w:gridCol w:w="1412"/>
+        <w:gridCol w:w="1246"/>
+        <w:gridCol w:w="1013"/>
       </w:tblGrid>
       <w:tr>
         <w:trPr>
@@ -182,7 +291,8 @@
                 <w:rFonts w:ascii="Times New Roman" w:hAnsi="Times New Roman" w:cs="Times New Roman"/>
                 <w:b/>
                 <w:bCs/>
-                <w:sz w:val="14"/>
+                <w:sz w:val="16"/>
+                <w:szCs w:val="16"/>
               </w:rPr>
             </w:pPr>
             <w:r>
@@ -190,7 +300,8 @@
                 <w:rFonts w:ascii="Times New Roman" w:hAnsi="Times New Roman" w:cs="Times New Roman"/>
                 <w:b/>
                 <w:bCs/>
-                <w:sz w:val="14"/>
+                <w:sz w:val="16"/>
+                <w:szCs w:val="16"/>
               </w:rPr>
               <w:t>BC Trace No</w:t>
             </w:r>
@@ -210,7 +321,8 @@
                 <w:rFonts w:ascii="Times New Roman" w:hAnsi="Times New Roman" w:cs="Times New Roman"/>
                 <w:b/>
                 <w:bCs/>
-                <w:sz w:val="14"/>
+                <w:sz w:val="16"/>
+                <w:szCs w:val="16"/>
               </w:rPr>
             </w:pPr>
             <w:r>
@@ -218,7 +330,8 @@
                 <w:rFonts w:ascii="Times New Roman" w:hAnsi="Times New Roman" w:cs="Times New Roman"/>
                 <w:b/>
                 <w:bCs/>
-                <w:sz w:val="14"/>
+                <w:sz w:val="16"/>
+                <w:szCs w:val="16"/>
               </w:rPr>
               <w:t>TPE Trans ID</w:t>
             </w:r>
@@ -238,7 +351,8 @@
                 <w:rFonts w:ascii="Times New Roman" w:hAnsi="Times New Roman" w:cs="Times New Roman"/>
                 <w:b/>
                 <w:bCs/>
-                <w:sz w:val="14"/>
+                <w:sz w:val="16"/>
+                <w:szCs w:val="16"/>
               </w:rPr>
             </w:pPr>
             <w:r>
@@ -246,7 +360,8 @@
                 <w:rFonts w:ascii="Times New Roman" w:hAnsi="Times New Roman" w:cs="Times New Roman"/>
                 <w:b/>
                 <w:bCs/>
-                <w:sz w:val="14"/>
+                <w:sz w:val="16"/>
+                <w:szCs w:val="16"/>
               </w:rPr>
               <w:t>App ID</w:t>
             </w:r>
@@ -261,29 +376,37 @@
           <w:p>
             <w:pPr>
               <w:jc w:val="center"/>
-            </w:pPr>
-            <w:r>
-              <w:rPr>
-                <w:rFonts w:ascii="Times New Roman" w:hAnsi="Times New Roman"/>
+              <w:rPr>
+                <w:rFonts w:ascii="Times New Roman" w:hAnsi="Times New Roman" w:cs="Times New Roman"/>
+                <w:sz w:val="16"/>
+                <w:szCs w:val="16"/>
+              </w:rPr>
+            </w:pPr>
+            <w:r>
+              <w:rPr>
+                <w:rFonts w:ascii="Times New Roman" w:hAnsi="Times New Roman" w:cs="Times New Roman"/>
                 <w:b/>
                 <w:sz w:val="16"/>
+                <w:szCs w:val="16"/>
               </w:rPr>
               <w:t>Card</w:t>
             </w:r>
             <w:r>
               <w:rPr>
-                <w:rFonts w:ascii="Times New Roman" w:hAnsi="Times New Roman"/>
+                <w:rFonts w:ascii="Times New Roman" w:hAnsi="Times New Roman" w:cs="Times New Roman"/>
                 <w:b/>
                 <w:sz w:val="16"/>
+                <w:szCs w:val="16"/>
               </w:rPr>
               <w:br/>
               <w:t>Number/</w:t>
             </w:r>
             <w:r>
               <w:rPr>
-                <w:rFonts w:ascii="Times New Roman" w:hAnsi="Times New Roman"/>
+                <w:rFonts w:ascii="Times New Roman" w:hAnsi="Times New Roman" w:cs="Times New Roman"/>
                 <w:b/>
                 <w:sz w:val="16"/>
+                <w:szCs w:val="16"/>
               </w:rPr>
               <w:br/>
               <w:t>Account</w:t>
@@ -304,7 +427,8 @@
                 <w:rFonts w:ascii="Times New Roman" w:hAnsi="Times New Roman" w:cs="Times New Roman"/>
                 <w:b/>
                 <w:bCs/>
-                <w:sz w:val="14"/>
+                <w:sz w:val="16"/>
+                <w:szCs w:val="16"/>
               </w:rPr>
             </w:pPr>
             <w:r>
@@ -312,7 +436,8 @@
                 <w:rFonts w:ascii="Times New Roman" w:hAnsi="Times New Roman" w:cs="Times New Roman"/>
                 <w:b/>
                 <w:bCs/>
-                <w:sz w:val="14"/>
+                <w:sz w:val="16"/>
+                <w:szCs w:val="16"/>
               </w:rPr>
               <w:t>Trans Time</w:t>
             </w:r>
@@ -332,7 +457,8 @@
                 <w:rFonts w:ascii="Times New Roman" w:hAnsi="Times New Roman" w:cs="Times New Roman"/>
                 <w:b/>
                 <w:bCs/>
-                <w:sz w:val="14"/>
+                <w:sz w:val="16"/>
+                <w:szCs w:val="16"/>
               </w:rPr>
             </w:pPr>
             <w:r>
@@ -340,7 +466,8 @@
                 <w:rFonts w:ascii="Times New Roman" w:hAnsi="Times New Roman" w:cs="Times New Roman"/>
                 <w:b/>
                 <w:bCs/>
-                <w:sz w:val="14"/>
+                <w:sz w:val="16"/>
+                <w:szCs w:val="16"/>
               </w:rPr>
               <w:t>Amount</w:t>
             </w:r>
@@ -360,7 +487,8 @@
                 <w:rFonts w:ascii="Times New Roman" w:hAnsi="Times New Roman" w:cs="Times New Roman"/>
                 <w:b/>
                 <w:bCs/>
-                <w:sz w:val="14"/>
+                <w:sz w:val="16"/>
+                <w:szCs w:val="16"/>
               </w:rPr>
             </w:pPr>
             <w:r>
@@ -368,7 +496,8 @@
                 <w:rFonts w:ascii="Times New Roman" w:hAnsi="Times New Roman" w:cs="Times New Roman"/>
                 <w:b/>
                 <w:bCs/>
-                <w:sz w:val="14"/>
+                <w:sz w:val="16"/>
+                <w:szCs w:val="16"/>
               </w:rPr>
               <w:t>Sub Trans Type</w:t>
             </w:r>
@@ -388,7 +517,8 @@
                 <w:rFonts w:ascii="Times New Roman" w:hAnsi="Times New Roman" w:cs="Times New Roman"/>
                 <w:b/>
                 <w:bCs/>
-                <w:sz w:val="14"/>
+                <w:sz w:val="16"/>
+                <w:szCs w:val="16"/>
               </w:rPr>
             </w:pPr>
             <w:r>
@@ -396,7 +526,8 @@
                 <w:rFonts w:ascii="Times New Roman" w:hAnsi="Times New Roman" w:cs="Times New Roman"/>
                 <w:b/>
                 <w:bCs/>
-                <w:sz w:val="14"/>
+                <w:sz w:val="16"/>
+                <w:szCs w:val="16"/>
               </w:rPr>
               <w:t>BC Status</w:t>
             </w:r>
@@ -416,7 +547,8 @@
                 <w:rFonts w:ascii="Times New Roman" w:hAnsi="Times New Roman" w:cs="Times New Roman"/>
                 <w:b/>
                 <w:bCs/>
-                <w:sz w:val="14"/>
+                <w:sz w:val="16"/>
+                <w:szCs w:val="16"/>
               </w:rPr>
             </w:pPr>
             <w:r>
@@ -424,7 +556,8 @@
                 <w:rFonts w:ascii="Times New Roman" w:hAnsi="Times New Roman" w:cs="Times New Roman"/>
                 <w:b/>
                 <w:bCs/>
-                <w:sz w:val="14"/>
+                <w:sz w:val="16"/>
+                <w:szCs w:val="16"/>
               </w:rPr>
               <w:t>Phone</w:t>
             </w:r>
@@ -444,7 +577,8 @@
                 <w:rFonts w:ascii="Times New Roman" w:hAnsi="Times New Roman" w:cs="Times New Roman"/>
                 <w:b/>
                 <w:bCs/>
-                <w:sz w:val="14"/>
+                <w:sz w:val="16"/>
+                <w:szCs w:val="16"/>
               </w:rPr>
             </w:pPr>
             <w:r>
@@ -452,7 +586,8 @@
                 <w:rFonts w:ascii="Times New Roman" w:hAnsi="Times New Roman" w:cs="Times New Roman"/>
                 <w:b/>
                 <w:bCs/>
-                <w:sz w:val="14"/>
+                <w:sz w:val="16"/>
+                <w:szCs w:val="16"/>
               </w:rPr>
               <w:t>Conn Channel</w:t>
             </w:r>
@@ -472,7 +607,8 @@
                 <w:rFonts w:ascii="Times New Roman" w:hAnsi="Times New Roman" w:cs="Times New Roman"/>
                 <w:b/>
                 <w:bCs/>
-                <w:sz w:val="14"/>
+                <w:sz w:val="16"/>
+                <w:szCs w:val="16"/>
               </w:rPr>
             </w:pPr>
             <w:r>
@@ -480,7 +616,8 @@
                 <w:rFonts w:ascii="Times New Roman" w:hAnsi="Times New Roman" w:cs="Times New Roman"/>
                 <w:b/>
                 <w:bCs/>
-                <w:sz w:val="14"/>
+                <w:sz w:val="16"/>
+                <w:szCs w:val="16"/>
               </w:rPr>
               <w:t>App User</w:t>
             </w:r>
@@ -500,7 +637,8 @@
                 <w:rFonts w:ascii="Times New Roman" w:hAnsi="Times New Roman" w:cs="Times New Roman"/>
                 <w:b/>
                 <w:bCs/>
-                <w:sz w:val="14"/>
+                <w:sz w:val="16"/>
+                <w:szCs w:val="16"/>
               </w:rPr>
             </w:pPr>
             <w:r>
@@ -508,7 +646,8 @@
                 <w:rFonts w:ascii="Times New Roman" w:hAnsi="Times New Roman" w:cs="Times New Roman"/>
                 <w:b/>
                 <w:bCs/>
-                <w:sz w:val="14"/>
+                <w:sz w:val="16"/>
+                <w:szCs w:val="16"/>
               </w:rPr>
               <w:t>Note</w:t>
             </w:r>
@@ -526,8 +665,36 @@
             <w:vAlign w:val="center"/>
           </w:tcPr>
           <w:p>
-            <w:r>
-              <w:t>ZLPZ4OSLCGXDL</w:t>
+            <w:pPr>
+              <w:rPr>
+                <w:rFonts w:ascii="Times New Roman" w:hAnsi="Times New Roman" w:cs="Times New Roman"/>
+                <w:sz w:val="16"/>
+                <w:szCs w:val="16"/>
+              </w:rPr>
+            </w:pPr>
+            <w:r>
+              <w:rPr>
+                <w:rFonts w:ascii="Times New Roman" w:hAnsi="Times New Roman" w:cs="Times New Roman"/>
+                <w:sz w:val="16"/>
+                <w:szCs w:val="16"/>
+              </w:rPr>
+              <w:t>ZLPH16VO8C6MF</w:t>
+            </w:r>
+            <w:proofErr w:type="spellStart"/>
+            <w:r>
+              <w:rPr>
+                <w:rFonts w:ascii="Times New Roman" w:hAnsi="Times New Roman" w:cs="Times New Roman"/>
+                <w:sz w:val="16"/>
+                <w:szCs w:val="16"/>
+              </w:rPr>
+            </w:r>
+            <w:proofErr w:type="spellEnd"/>
+            <w:r>
+              <w:rPr>
+                <w:rFonts w:ascii="Times New Roman" w:hAnsi="Times New Roman" w:cs="Times New Roman"/>
+                <w:sz w:val="16"/>
+                <w:szCs w:val="16"/>
+              </w:rPr>
             </w:r>
           </w:p>
         </w:tc>
@@ -537,8 +704,36 @@
             <w:vAlign w:val="center"/>
           </w:tcPr>
           <w:p>
-            <w:r>
-              <w:t>389958095566225</w:t>
+            <w:pPr>
+              <w:rPr>
+                <w:rFonts w:ascii="Times New Roman" w:hAnsi="Times New Roman" w:cs="Times New Roman"/>
+                <w:sz w:val="16"/>
+                <w:szCs w:val="16"/>
+              </w:rPr>
+            </w:pPr>
+            <w:r>
+              <w:rPr>
+                <w:rFonts w:ascii="Times New Roman" w:hAnsi="Times New Roman" w:cs="Times New Roman"/>
+                <w:sz w:val="16"/>
+                <w:szCs w:val="16"/>
+              </w:rPr>
+              <w:t>949201695725314</w:t>
+            </w:r>
+            <w:proofErr w:type="spellStart"/>
+            <w:r>
+              <w:rPr>
+                <w:rFonts w:ascii="Times New Roman" w:hAnsi="Times New Roman" w:cs="Times New Roman"/>
+                <w:sz w:val="16"/>
+                <w:szCs w:val="16"/>
+              </w:rPr>
+            </w:r>
+            <w:proofErr w:type="spellEnd"/>
+            <w:r>
+              <w:rPr>
+                <w:rFonts w:ascii="Times New Roman" w:hAnsi="Times New Roman" w:cs="Times New Roman"/>
+                <w:sz w:val="16"/>
+                <w:szCs w:val="16"/>
+              </w:rPr>
             </w:r>
           </w:p>
         </w:tc>
@@ -548,8 +743,36 @@
             <w:vAlign w:val="center"/>
           </w:tcPr>
           <w:p>
-            <w:r>
-              <w:t>App ID 26</w:t>
+            <w:pPr>
+              <w:rPr>
+                <w:rFonts w:ascii="Times New Roman" w:hAnsi="Times New Roman" w:cs="Times New Roman"/>
+                <w:sz w:val="16"/>
+                <w:szCs w:val="16"/>
+              </w:rPr>
+            </w:pPr>
+            <w:r>
+              <w:rPr>
+                <w:rFonts w:ascii="Times New Roman" w:hAnsi="Times New Roman" w:cs="Times New Roman"/>
+                <w:sz w:val="16"/>
+                <w:szCs w:val="16"/>
+              </w:rPr>
+              <w:t>App ID 97</w:t>
+            </w:r>
+            <w:proofErr w:type="spellStart"/>
+            <w:r>
+              <w:rPr>
+                <w:rFonts w:ascii="Times New Roman" w:hAnsi="Times New Roman" w:cs="Times New Roman"/>
+                <w:sz w:val="16"/>
+                <w:szCs w:val="16"/>
+              </w:rPr>
+            </w:r>
+            <w:proofErr w:type="spellEnd"/>
+            <w:r>
+              <w:rPr>
+                <w:rFonts w:ascii="Times New Roman" w:hAnsi="Times New Roman" w:cs="Times New Roman"/>
+                <w:sz w:val="16"/>
+                <w:szCs w:val="16"/>
+              </w:rPr>
             </w:r>
           </w:p>
         </w:tc>
@@ -559,9 +782,37 @@
             <w:vAlign w:val="center"/>
           </w:tcPr>
           <w:p>
-            <w:r>
+            <w:pPr>
+              <w:rPr>
+                <w:rFonts w:ascii="Times New Roman" w:hAnsi="Times New Roman" w:cs="Times New Roman"/>
+                <w:sz w:val="16"/>
+                <w:szCs w:val="16"/>
+              </w:rPr>
+            </w:pPr>
+            <w:r>
+              <w:rPr>
+                <w:rFonts w:ascii="Times New Roman" w:hAnsi="Times New Roman" w:cs="Times New Roman"/>
+                <w:sz w:val="16"/>
+                <w:szCs w:val="16"/>
+              </w:rPr>
               <w:t>998846-0971</w:t>
             </w:r>
+            <w:proofErr w:type="spellStart"/>
+            <w:r>
+              <w:rPr>
+                <w:rFonts w:ascii="Times New Roman" w:hAnsi="Times New Roman" w:cs="Times New Roman"/>
+                <w:sz w:val="16"/>
+                <w:szCs w:val="16"/>
+              </w:rPr>
+            </w:r>
+            <w:proofErr w:type="spellEnd"/>
+            <w:r>
+              <w:rPr>
+                <w:rFonts w:ascii="Times New Roman" w:hAnsi="Times New Roman" w:cs="Times New Roman"/>
+                <w:sz w:val="16"/>
+                <w:szCs w:val="16"/>
+              </w:rPr>
+            </w:r>
           </w:p>
         </w:tc>
         <w:tc>
@@ -570,9 +821,37 @@
             <w:vAlign w:val="center"/>
           </w:tcPr>
           <w:p>
-            <w:r>
+            <w:pPr>
+              <w:rPr>
+                <w:rFonts w:ascii="Times New Roman" w:hAnsi="Times New Roman" w:cs="Times New Roman"/>
+                <w:sz w:val="16"/>
+                <w:szCs w:val="16"/>
+              </w:rPr>
+            </w:pPr>
+            <w:r>
+              <w:rPr>
+                <w:rFonts w:ascii="Times New Roman" w:hAnsi="Times New Roman" w:cs="Times New Roman"/>
+                <w:sz w:val="16"/>
+                <w:szCs w:val="16"/>
+              </w:rPr>
               <w:t>09/06/2026 14:18:21</w:t>
             </w:r>
+            <w:proofErr w:type="spellStart"/>
+            <w:r>
+              <w:rPr>
+                <w:rFonts w:ascii="Times New Roman" w:hAnsi="Times New Roman" w:cs="Times New Roman"/>
+                <w:sz w:val="16"/>
+                <w:szCs w:val="16"/>
+              </w:rPr>
+            </w:r>
+            <w:proofErr w:type="spellEnd"/>
+            <w:r>
+              <w:rPr>
+                <w:rFonts w:ascii="Times New Roman" w:hAnsi="Times New Roman" w:cs="Times New Roman"/>
+                <w:sz w:val="16"/>
+                <w:szCs w:val="16"/>
+              </w:rPr>
+            </w:r>
           </w:p>
         </w:tc>
         <w:tc>
@@ -581,7 +860,19 @@
             <w:vAlign w:val="center"/>
           </w:tcPr>
           <w:p>
-            <w:r>
+            <w:pPr>
+              <w:rPr>
+                <w:rFonts w:ascii="Times New Roman" w:hAnsi="Times New Roman" w:cs="Times New Roman"/>
+                <w:sz w:val="16"/>
+                <w:szCs w:val="16"/>
+              </w:rPr>
+            </w:pPr>
+            <w:r>
+              <w:rPr>
+                <w:rFonts w:ascii="Times New Roman" w:hAnsi="Times New Roman" w:cs="Times New Roman"/>
+                <w:sz w:val="16"/>
+                <w:szCs w:val="16"/>
+              </w:rPr>
               <w:t>199000</w:t>
             </w:r>
           </w:p>
@@ -592,8 +883,36 @@
             <w:vAlign w:val="center"/>
           </w:tcPr>
           <w:p>
-            <w:r>
-              <w:t>transtype3</w:t>
+            <w:pPr>
+              <w:rPr>
+                <w:rFonts w:ascii="Times New Roman" w:hAnsi="Times New Roman" w:cs="Times New Roman"/>
+                <w:sz w:val="16"/>
+                <w:szCs w:val="16"/>
+              </w:rPr>
+            </w:pPr>
+            <w:r>
+              <w:rPr>
+                <w:rFonts w:ascii="Times New Roman" w:hAnsi="Times New Roman" w:cs="Times New Roman"/>
+                <w:sz w:val="16"/>
+                <w:szCs w:val="16"/>
+              </w:rPr>
+              <w:t>transtype1</w:t>
+            </w:r>
+            <w:proofErr w:type="spellStart"/>
+            <w:r>
+              <w:rPr>
+                <w:rFonts w:ascii="Times New Roman" w:hAnsi="Times New Roman" w:cs="Times New Roman"/>
+                <w:sz w:val="16"/>
+                <w:szCs w:val="16"/>
+              </w:rPr>
+            </w:r>
+            <w:proofErr w:type="spellEnd"/>
+            <w:r>
+              <w:rPr>
+                <w:rFonts w:ascii="Times New Roman" w:hAnsi="Times New Roman" w:cs="Times New Roman"/>
+                <w:sz w:val="16"/>
+                <w:szCs w:val="16"/>
+              </w:rPr>
             </w:r>
           </w:p>
         </w:tc>
@@ -603,9 +922,37 @@
             <w:vAlign w:val="center"/>
           </w:tcPr>
           <w:p>
-            <w:r>
+            <w:pPr>
+              <w:rPr>
+                <w:rFonts w:ascii="Times New Roman" w:hAnsi="Times New Roman" w:cs="Times New Roman"/>
+                <w:sz w:val="16"/>
+                <w:szCs w:val="16"/>
+              </w:rPr>
+            </w:pPr>
+            <w:r>
+              <w:rPr>
+                <w:rFonts w:ascii="Times New Roman" w:hAnsi="Times New Roman" w:cs="Times New Roman"/>
+                <w:sz w:val="16"/>
+                <w:szCs w:val="16"/>
+              </w:rPr>
               <w:t>GD đã hoàn tiền vào ví</w:t>
             </w:r>
+            <w:proofErr w:type="spellStart"/>
+            <w:r>
+              <w:rPr>
+                <w:rFonts w:ascii="Times New Roman" w:hAnsi="Times New Roman" w:cs="Times New Roman"/>
+                <w:sz w:val="16"/>
+                <w:szCs w:val="16"/>
+              </w:rPr>
+            </w:r>
+            <w:proofErr w:type="spellEnd"/>
+            <w:r>
+              <w:rPr>
+                <w:rFonts w:ascii="Times New Roman" w:hAnsi="Times New Roman" w:cs="Times New Roman"/>
+                <w:sz w:val="16"/>
+                <w:szCs w:val="16"/>
+              </w:rPr>
+            </w:r>
           </w:p>
         </w:tc>
         <w:tc>
@@ -614,7 +961,19 @@
             <w:vAlign w:val="center"/>
           </w:tcPr>
           <w:p>
-            <w:r>
+            <w:pPr>
+              <w:rPr>
+                <w:rFonts w:ascii="Times New Roman" w:hAnsi="Times New Roman" w:cs="Times New Roman"/>
+                <w:sz w:val="16"/>
+                <w:szCs w:val="16"/>
+              </w:rPr>
+            </w:pPr>
+            <w:r>
+              <w:rPr>
+                <w:rFonts w:ascii="Times New Roman" w:hAnsi="Times New Roman" w:cs="Times New Roman"/>
+                <w:sz w:val="16"/>
+                <w:szCs w:val="16"/>
+              </w:rPr>
               <w:t>xxxxxxxxx</w:t>
             </w:r>
           </w:p>
@@ -625,9 +984,37 @@
             <w:vAlign w:val="center"/>
           </w:tcPr>
           <w:p>
-            <w:r>
+            <w:pPr>
+              <w:rPr>
+                <w:rFonts w:ascii="Times New Roman" w:hAnsi="Times New Roman" w:cs="Times New Roman"/>
+                <w:sz w:val="16"/>
+                <w:szCs w:val="16"/>
+              </w:rPr>
+            </w:pPr>
+            <w:r>
+              <w:rPr>
+                <w:rFonts w:ascii="Times New Roman" w:hAnsi="Times New Roman" w:cs="Times New Roman"/>
+                <w:sz w:val="16"/>
+                <w:szCs w:val="16"/>
+              </w:rPr>
               <w:t>Channel A</w:t>
             </w:r>
+            <w:proofErr w:type="spellStart"/>
+            <w:r>
+              <w:rPr>
+                <w:rFonts w:ascii="Times New Roman" w:hAnsi="Times New Roman" w:cs="Times New Roman"/>
+                <w:sz w:val="16"/>
+                <w:szCs w:val="16"/>
+              </w:rPr>
+            </w:r>
+            <w:proofErr w:type="spellEnd"/>
+            <w:r>
+              <w:rPr>
+                <w:rFonts w:ascii="Times New Roman" w:hAnsi="Times New Roman" w:cs="Times New Roman"/>
+                <w:sz w:val="16"/>
+                <w:szCs w:val="16"/>
+              </w:rPr>
+            </w:r>
           </w:p>
         </w:tc>
         <w:tc>
@@ -636,9 +1023,37 @@
             <w:vAlign w:val="center"/>
           </w:tcPr>
           <w:p>
-            <w:r>
+            <w:pPr>
+              <w:rPr>
+                <w:rFonts w:ascii="Times New Roman" w:hAnsi="Times New Roman" w:cs="Times New Roman"/>
+                <w:sz w:val="16"/>
+                <w:szCs w:val="16"/>
+              </w:rPr>
+            </w:pPr>
+            <w:r>
+              <w:rPr>
+                <w:rFonts w:ascii="Times New Roman" w:hAnsi="Times New Roman" w:cs="Times New Roman"/>
+                <w:sz w:val="16"/>
+                <w:szCs w:val="16"/>
+              </w:rPr>
               <w:t>UserRJE35QG72M</w:t>
             </w:r>
+            <w:proofErr w:type="spellStart"/>
+            <w:r>
+              <w:rPr>
+                <w:rFonts w:ascii="Times New Roman" w:hAnsi="Times New Roman" w:cs="Times New Roman"/>
+                <w:sz w:val="16"/>
+                <w:szCs w:val="16"/>
+              </w:rPr>
+            </w:r>
+            <w:proofErr w:type="spellEnd"/>
+            <w:r>
+              <w:rPr>
+                <w:rFonts w:ascii="Times New Roman" w:hAnsi="Times New Roman" w:cs="Times New Roman"/>
+                <w:sz w:val="16"/>
+                <w:szCs w:val="16"/>
+              </w:rPr>
+            </w:r>
           </w:p>
         </w:tc>
         <w:tc>
@@ -647,7 +1062,19 @@
             <w:vAlign w:val="center"/>
           </w:tcPr>
           <w:p>
-            <w:r>
+            <w:pPr>
+              <w:rPr>
+                <w:rFonts w:ascii="Times New Roman" w:hAnsi="Times New Roman" w:cs="Times New Roman"/>
+                <w:sz w:val="16"/>
+                <w:szCs w:val="16"/>
+              </w:rPr>
+            </w:pPr>
+            <w:r>
+              <w:rPr>
+                <w:rFonts w:ascii="Times New Roman" w:hAnsi="Times New Roman" w:cs="Times New Roman"/>
+                <w:sz w:val="16"/>
+                <w:szCs w:val="16"/>
+              </w:rPr>
               <w:t>Thanh toán mua C</w:t>
             </w:r>
           </w:p>
@@ -664,8 +1091,36 @@
             <w:vAlign w:val="center"/>
           </w:tcPr>
           <w:p>
-            <w:r>
-              <w:t>ZLP75H2KWWNQZ</w:t>
+            <w:pPr>
+              <w:rPr>
+                <w:rFonts w:ascii="Times New Roman" w:hAnsi="Times New Roman" w:cs="Times New Roman"/>
+                <w:sz w:val="16"/>
+                <w:szCs w:val="16"/>
+              </w:rPr>
+            </w:pPr>
+            <w:r>
+              <w:rPr>
+                <w:rFonts w:ascii="Times New Roman" w:hAnsi="Times New Roman" w:cs="Times New Roman"/>
+                <w:sz w:val="16"/>
+                <w:szCs w:val="16"/>
+              </w:rPr>
+              <w:t>ZLPZC6PW14DT6</w:t>
+            </w:r>
+            <w:proofErr w:type="spellStart"/>
+            <w:r>
+              <w:rPr>
+                <w:rFonts w:ascii="Times New Roman" w:hAnsi="Times New Roman" w:cs="Times New Roman"/>
+                <w:sz w:val="16"/>
+                <w:szCs w:val="16"/>
+              </w:rPr>
+            </w:r>
+            <w:proofErr w:type="spellEnd"/>
+            <w:r>
+              <w:rPr>
+                <w:rFonts w:ascii="Times New Roman" w:hAnsi="Times New Roman" w:cs="Times New Roman"/>
+                <w:sz w:val="16"/>
+                <w:szCs w:val="16"/>
+              </w:rPr>
             </w:r>
           </w:p>
         </w:tc>
@@ -675,8 +1130,36 @@
             <w:vAlign w:val="center"/>
           </w:tcPr>
           <w:p>
-            <w:r>
-              <w:t>280745263288044</w:t>
+            <w:pPr>
+              <w:rPr>
+                <w:rFonts w:ascii="Times New Roman" w:hAnsi="Times New Roman" w:cs="Times New Roman"/>
+                <w:sz w:val="16"/>
+                <w:szCs w:val="16"/>
+              </w:rPr>
+            </w:pPr>
+            <w:r>
+              <w:rPr>
+                <w:rFonts w:ascii="Times New Roman" w:hAnsi="Times New Roman" w:cs="Times New Roman"/>
+                <w:sz w:val="16"/>
+                <w:szCs w:val="16"/>
+              </w:rPr>
+              <w:t>47303825740150</w:t>
+            </w:r>
+            <w:proofErr w:type="spellStart"/>
+            <w:r>
+              <w:rPr>
+                <w:rFonts w:ascii="Times New Roman" w:hAnsi="Times New Roman" w:cs="Times New Roman"/>
+                <w:sz w:val="16"/>
+                <w:szCs w:val="16"/>
+              </w:rPr>
+            </w:r>
+            <w:proofErr w:type="spellEnd"/>
+            <w:r>
+              <w:rPr>
+                <w:rFonts w:ascii="Times New Roman" w:hAnsi="Times New Roman" w:cs="Times New Roman"/>
+                <w:sz w:val="16"/>
+                <w:szCs w:val="16"/>
+              </w:rPr>
             </w:r>
           </w:p>
         </w:tc>
@@ -686,8 +1169,36 @@
             <w:vAlign w:val="center"/>
           </w:tcPr>
           <w:p>
-            <w:r>
-              <w:t>App ID 54</w:t>
+            <w:pPr>
+              <w:rPr>
+                <w:rFonts w:ascii="Times New Roman" w:hAnsi="Times New Roman" w:cs="Times New Roman"/>
+                <w:sz w:val="16"/>
+                <w:szCs w:val="16"/>
+              </w:rPr>
+            </w:pPr>
+            <w:r>
+              <w:rPr>
+                <w:rFonts w:ascii="Times New Roman" w:hAnsi="Times New Roman" w:cs="Times New Roman"/>
+                <w:sz w:val="16"/>
+                <w:szCs w:val="16"/>
+              </w:rPr>
+              <w:t>App ID 39</w:t>
+            </w:r>
+            <w:proofErr w:type="spellStart"/>
+            <w:r>
+              <w:rPr>
+                <w:rFonts w:ascii="Times New Roman" w:hAnsi="Times New Roman" w:cs="Times New Roman"/>
+                <w:sz w:val="16"/>
+                <w:szCs w:val="16"/>
+              </w:rPr>
+            </w:r>
+            <w:proofErr w:type="spellEnd"/>
+            <w:r>
+              <w:rPr>
+                <w:rFonts w:ascii="Times New Roman" w:hAnsi="Times New Roman" w:cs="Times New Roman"/>
+                <w:sz w:val="16"/>
+                <w:szCs w:val="16"/>
+              </w:rPr>
             </w:r>
           </w:p>
         </w:tc>
@@ -697,9 +1208,37 @@
             <w:vAlign w:val="center"/>
           </w:tcPr>
           <w:p>
-            <w:r>
+            <w:pPr>
+              <w:rPr>
+                <w:rFonts w:ascii="Times New Roman" w:hAnsi="Times New Roman" w:cs="Times New Roman"/>
+                <w:sz w:val="16"/>
+                <w:szCs w:val="16"/>
+              </w:rPr>
+            </w:pPr>
+            <w:r>
+              <w:rPr>
+                <w:rFonts w:ascii="Times New Roman" w:hAnsi="Times New Roman" w:cs="Times New Roman"/>
+                <w:sz w:val="16"/>
+                <w:szCs w:val="16"/>
+              </w:rPr>
               <w:t>998846-0971</w:t>
             </w:r>
+            <w:proofErr w:type="spellStart"/>
+            <w:r>
+              <w:rPr>
+                <w:rFonts w:ascii="Times New Roman" w:hAnsi="Times New Roman" w:cs="Times New Roman"/>
+                <w:sz w:val="16"/>
+                <w:szCs w:val="16"/>
+              </w:rPr>
+            </w:r>
+            <w:proofErr w:type="spellEnd"/>
+            <w:r>
+              <w:rPr>
+                <w:rFonts w:ascii="Times New Roman" w:hAnsi="Times New Roman" w:cs="Times New Roman"/>
+                <w:sz w:val="16"/>
+                <w:szCs w:val="16"/>
+              </w:rPr>
+            </w:r>
           </w:p>
         </w:tc>
         <w:tc>
@@ -708,9 +1247,37 @@
             <w:vAlign w:val="center"/>
           </w:tcPr>
           <w:p>
-            <w:r>
+            <w:pPr>
+              <w:rPr>
+                <w:rFonts w:ascii="Times New Roman" w:hAnsi="Times New Roman" w:cs="Times New Roman"/>
+                <w:sz w:val="16"/>
+                <w:szCs w:val="16"/>
+              </w:rPr>
+            </w:pPr>
+            <w:r>
+              <w:rPr>
+                <w:rFonts w:ascii="Times New Roman" w:hAnsi="Times New Roman" w:cs="Times New Roman"/>
+                <w:sz w:val="16"/>
+                <w:szCs w:val="16"/>
+              </w:rPr>
               <w:t>09/06/2026 13:44:34</w:t>
             </w:r>
+            <w:proofErr w:type="spellStart"/>
+            <w:r>
+              <w:rPr>
+                <w:rFonts w:ascii="Times New Roman" w:hAnsi="Times New Roman" w:cs="Times New Roman"/>
+                <w:sz w:val="16"/>
+                <w:szCs w:val="16"/>
+              </w:rPr>
+            </w:r>
+            <w:proofErr w:type="spellEnd"/>
+            <w:r>
+              <w:rPr>
+                <w:rFonts w:ascii="Times New Roman" w:hAnsi="Times New Roman" w:cs="Times New Roman"/>
+                <w:sz w:val="16"/>
+                <w:szCs w:val="16"/>
+              </w:rPr>
+            </w:r>
           </w:p>
         </w:tc>
         <w:tc>
@@ -719,7 +1286,19 @@
             <w:vAlign w:val="center"/>
           </w:tcPr>
           <w:p>
-            <w:r>
+            <w:pPr>
+              <w:rPr>
+                <w:rFonts w:ascii="Times New Roman" w:hAnsi="Times New Roman" w:cs="Times New Roman"/>
+                <w:sz w:val="16"/>
+                <w:szCs w:val="16"/>
+              </w:rPr>
+            </w:pPr>
+            <w:r>
+              <w:rPr>
+                <w:rFonts w:ascii="Times New Roman" w:hAnsi="Times New Roman" w:cs="Times New Roman"/>
+                <w:sz w:val="16"/>
+                <w:szCs w:val="16"/>
+              </w:rPr>
               <w:t>199000</w:t>
             </w:r>
           </w:p>
@@ -730,8 +1309,36 @@
             <w:vAlign w:val="center"/>
           </w:tcPr>
           <w:p>
-            <w:r>
-              <w:t>transtype3</w:t>
+            <w:pPr>
+              <w:rPr>
+                <w:rFonts w:ascii="Times New Roman" w:hAnsi="Times New Roman" w:cs="Times New Roman"/>
+                <w:sz w:val="16"/>
+                <w:szCs w:val="16"/>
+              </w:rPr>
+            </w:pPr>
+            <w:r>
+              <w:rPr>
+                <w:rFonts w:ascii="Times New Roman" w:hAnsi="Times New Roman" w:cs="Times New Roman"/>
+                <w:sz w:val="16"/>
+                <w:szCs w:val="16"/>
+              </w:rPr>
+              <w:t>transtype2</w:t>
+            </w:r>
+            <w:proofErr w:type="spellStart"/>
+            <w:r>
+              <w:rPr>
+                <w:rFonts w:ascii="Times New Roman" w:hAnsi="Times New Roman" w:cs="Times New Roman"/>
+                <w:sz w:val="16"/>
+                <w:szCs w:val="16"/>
+              </w:rPr>
+            </w:r>
+            <w:proofErr w:type="spellEnd"/>
+            <w:r>
+              <w:rPr>
+                <w:rFonts w:ascii="Times New Roman" w:hAnsi="Times New Roman" w:cs="Times New Roman"/>
+                <w:sz w:val="16"/>
+                <w:szCs w:val="16"/>
+              </w:rPr>
             </w:r>
           </w:p>
         </w:tc>
@@ -741,9 +1348,37 @@
             <w:vAlign w:val="center"/>
           </w:tcPr>
           <w:p>
-            <w:r>
+            <w:pPr>
+              <w:rPr>
+                <w:rFonts w:ascii="Times New Roman" w:hAnsi="Times New Roman" w:cs="Times New Roman"/>
+                <w:sz w:val="16"/>
+                <w:szCs w:val="16"/>
+              </w:rPr>
+            </w:pPr>
+            <w:r>
+              <w:rPr>
+                <w:rFonts w:ascii="Times New Roman" w:hAnsi="Times New Roman" w:cs="Times New Roman"/>
+                <w:sz w:val="16"/>
+                <w:szCs w:val="16"/>
+              </w:rPr>
               <w:t>SUCCESSFUL</w:t>
             </w:r>
+            <w:proofErr w:type="spellStart"/>
+            <w:r>
+              <w:rPr>
+                <w:rFonts w:ascii="Times New Roman" w:hAnsi="Times New Roman" w:cs="Times New Roman"/>
+                <w:sz w:val="16"/>
+                <w:szCs w:val="16"/>
+              </w:rPr>
+            </w:r>
+            <w:proofErr w:type="spellEnd"/>
+            <w:r>
+              <w:rPr>
+                <w:rFonts w:ascii="Times New Roman" w:hAnsi="Times New Roman" w:cs="Times New Roman"/>
+                <w:sz w:val="16"/>
+                <w:szCs w:val="16"/>
+              </w:rPr>
+            </w:r>
           </w:p>
         </w:tc>
         <w:tc>
@@ -752,7 +1387,19 @@
             <w:vAlign w:val="center"/>
           </w:tcPr>
           <w:p>
-            <w:r>
+            <w:pPr>
+              <w:rPr>
+                <w:rFonts w:ascii="Times New Roman" w:hAnsi="Times New Roman" w:cs="Times New Roman"/>
+                <w:sz w:val="16"/>
+                <w:szCs w:val="16"/>
+              </w:rPr>
+            </w:pPr>
+            <w:r>
+              <w:rPr>
+                <w:rFonts w:ascii="Times New Roman" w:hAnsi="Times New Roman" w:cs="Times New Roman"/>
+                <w:sz w:val="16"/>
+                <w:szCs w:val="16"/>
+              </w:rPr>
               <w:t>xxxxxxxxx</w:t>
             </w:r>
           </w:p>
@@ -763,9 +1410,37 @@
             <w:vAlign w:val="center"/>
           </w:tcPr>
           <w:p>
-            <w:r>
+            <w:pPr>
+              <w:rPr>
+                <w:rFonts w:ascii="Times New Roman" w:hAnsi="Times New Roman" w:cs="Times New Roman"/>
+                <w:sz w:val="16"/>
+                <w:szCs w:val="16"/>
+              </w:rPr>
+            </w:pPr>
+            <w:r>
+              <w:rPr>
+                <w:rFonts w:ascii="Times New Roman" w:hAnsi="Times New Roman" w:cs="Times New Roman"/>
+                <w:sz w:val="16"/>
+                <w:szCs w:val="16"/>
+              </w:rPr>
               <w:t>Channel A</w:t>
             </w:r>
+            <w:proofErr w:type="spellStart"/>
+            <w:r>
+              <w:rPr>
+                <w:rFonts w:ascii="Times New Roman" w:hAnsi="Times New Roman" w:cs="Times New Roman"/>
+                <w:sz w:val="16"/>
+                <w:szCs w:val="16"/>
+              </w:rPr>
+            </w:r>
+            <w:proofErr w:type="spellEnd"/>
+            <w:r>
+              <w:rPr>
+                <w:rFonts w:ascii="Times New Roman" w:hAnsi="Times New Roman" w:cs="Times New Roman"/>
+                <w:sz w:val="16"/>
+                <w:szCs w:val="16"/>
+              </w:rPr>
+            </w:r>
           </w:p>
         </w:tc>
         <w:tc>
@@ -774,9 +1449,37 @@
             <w:vAlign w:val="center"/>
           </w:tcPr>
           <w:p>
-            <w:r>
+            <w:pPr>
+              <w:rPr>
+                <w:rFonts w:ascii="Times New Roman" w:hAnsi="Times New Roman" w:cs="Times New Roman"/>
+                <w:sz w:val="16"/>
+                <w:szCs w:val="16"/>
+              </w:rPr>
+            </w:pPr>
+            <w:r>
+              <w:rPr>
+                <w:rFonts w:ascii="Times New Roman" w:hAnsi="Times New Roman" w:cs="Times New Roman"/>
+                <w:sz w:val="16"/>
+                <w:szCs w:val="16"/>
+              </w:rPr>
               <w:t>UserRJE35QG72M</w:t>
             </w:r>
+            <w:proofErr w:type="spellStart"/>
+            <w:r>
+              <w:rPr>
+                <w:rFonts w:ascii="Times New Roman" w:hAnsi="Times New Roman" w:cs="Times New Roman"/>
+                <w:sz w:val="16"/>
+                <w:szCs w:val="16"/>
+              </w:rPr>
+            </w:r>
+            <w:proofErr w:type="spellEnd"/>
+            <w:r>
+              <w:rPr>
+                <w:rFonts w:ascii="Times New Roman" w:hAnsi="Times New Roman" w:cs="Times New Roman"/>
+                <w:sz w:val="16"/>
+                <w:szCs w:val="16"/>
+              </w:rPr>
+            </w:r>
           </w:p>
         </w:tc>
         <w:tc>
@@ -785,8 +1488,20 @@
             <w:vAlign w:val="center"/>
           </w:tcPr>
           <w:p>
-            <w:r>
-              <w:t>Thanh toán mua A</w:t>
+            <w:pPr>
+              <w:rPr>
+                <w:rFonts w:ascii="Times New Roman" w:hAnsi="Times New Roman" w:cs="Times New Roman"/>
+                <w:sz w:val="16"/>
+                <w:szCs w:val="16"/>
+              </w:rPr>
+            </w:pPr>
+            <w:r>
+              <w:rPr>
+                <w:rFonts w:ascii="Times New Roman" w:hAnsi="Times New Roman" w:cs="Times New Roman"/>
+                <w:sz w:val="16"/>
+                <w:szCs w:val="16"/>
+              </w:rPr>
+              <w:t>Thanh toán mua B</w:t>
             </w:r>
           </w:p>
         </w:tc>
@@ -802,8 +1517,36 @@
             <w:vAlign w:val="center"/>
           </w:tcPr>
           <w:p>
-            <w:r>
-              <w:t>ZLP15N6QGNJ1L</w:t>
+            <w:pPr>
+              <w:rPr>
+                <w:rFonts w:ascii="Times New Roman" w:hAnsi="Times New Roman" w:cs="Times New Roman"/>
+                <w:sz w:val="16"/>
+                <w:szCs w:val="16"/>
+              </w:rPr>
+            </w:pPr>
+            <w:r>
+              <w:rPr>
+                <w:rFonts w:ascii="Times New Roman" w:hAnsi="Times New Roman" w:cs="Times New Roman"/>
+                <w:sz w:val="16"/>
+                <w:szCs w:val="16"/>
+              </w:rPr>
+              <w:t>ZLP0L9E2YU689</w:t>
+            </w:r>
+            <w:proofErr w:type="spellStart"/>
+            <w:r>
+              <w:rPr>
+                <w:rFonts w:ascii="Times New Roman" w:hAnsi="Times New Roman" w:cs="Times New Roman"/>
+                <w:sz w:val="16"/>
+                <w:szCs w:val="16"/>
+              </w:rPr>
+            </w:r>
+            <w:proofErr w:type="spellEnd"/>
+            <w:r>
+              <w:rPr>
+                <w:rFonts w:ascii="Times New Roman" w:hAnsi="Times New Roman" w:cs="Times New Roman"/>
+                <w:sz w:val="16"/>
+                <w:szCs w:val="16"/>
+              </w:rPr>
             </w:r>
           </w:p>
         </w:tc>
@@ -813,8 +1556,36 @@
             <w:vAlign w:val="center"/>
           </w:tcPr>
           <w:p>
-            <w:r>
-              <w:t>527105491294756</w:t>
+            <w:pPr>
+              <w:rPr>
+                <w:rFonts w:ascii="Times New Roman" w:hAnsi="Times New Roman" w:cs="Times New Roman"/>
+                <w:sz w:val="16"/>
+                <w:szCs w:val="16"/>
+              </w:rPr>
+            </w:pPr>
+            <w:r>
+              <w:rPr>
+                <w:rFonts w:ascii="Times New Roman" w:hAnsi="Times New Roman" w:cs="Times New Roman"/>
+                <w:sz w:val="16"/>
+                <w:szCs w:val="16"/>
+              </w:rPr>
+              <w:t>64269509640082</w:t>
+            </w:r>
+            <w:proofErr w:type="spellStart"/>
+            <w:r>
+              <w:rPr>
+                <w:rFonts w:ascii="Times New Roman" w:hAnsi="Times New Roman" w:cs="Times New Roman"/>
+                <w:sz w:val="16"/>
+                <w:szCs w:val="16"/>
+              </w:rPr>
+            </w:r>
+            <w:proofErr w:type="spellEnd"/>
+            <w:r>
+              <w:rPr>
+                <w:rFonts w:ascii="Times New Roman" w:hAnsi="Times New Roman" w:cs="Times New Roman"/>
+                <w:sz w:val="16"/>
+                <w:szCs w:val="16"/>
+              </w:rPr>
             </w:r>
           </w:p>
         </w:tc>
@@ -824,8 +1595,36 @@
             <w:vAlign w:val="center"/>
           </w:tcPr>
           <w:p>
-            <w:r>
-              <w:t>App ID 83</w:t>
+            <w:pPr>
+              <w:rPr>
+                <w:rFonts w:ascii="Times New Roman" w:hAnsi="Times New Roman" w:cs="Times New Roman"/>
+                <w:sz w:val="16"/>
+                <w:szCs w:val="16"/>
+              </w:rPr>
+            </w:pPr>
+            <w:r>
+              <w:rPr>
+                <w:rFonts w:ascii="Times New Roman" w:hAnsi="Times New Roman" w:cs="Times New Roman"/>
+                <w:sz w:val="16"/>
+                <w:szCs w:val="16"/>
+              </w:rPr>
+              <w:t>App ID 4</w:t>
+            </w:r>
+            <w:proofErr w:type="spellStart"/>
+            <w:r>
+              <w:rPr>
+                <w:rFonts w:ascii="Times New Roman" w:hAnsi="Times New Roman" w:cs="Times New Roman"/>
+                <w:sz w:val="16"/>
+                <w:szCs w:val="16"/>
+              </w:rPr>
+            </w:r>
+            <w:proofErr w:type="spellEnd"/>
+            <w:r>
+              <w:rPr>
+                <w:rFonts w:ascii="Times New Roman" w:hAnsi="Times New Roman" w:cs="Times New Roman"/>
+                <w:sz w:val="16"/>
+                <w:szCs w:val="16"/>
+              </w:rPr>
             </w:r>
           </w:p>
         </w:tc>
@@ -835,9 +1634,37 @@
             <w:vAlign w:val="center"/>
           </w:tcPr>
           <w:p>
-            <w:r>
+            <w:pPr>
+              <w:rPr>
+                <w:rFonts w:ascii="Times New Roman" w:hAnsi="Times New Roman" w:cs="Times New Roman"/>
+                <w:sz w:val="16"/>
+                <w:szCs w:val="16"/>
+              </w:rPr>
+            </w:pPr>
+            <w:r>
+              <w:rPr>
+                <w:rFonts w:ascii="Times New Roman" w:hAnsi="Times New Roman" w:cs="Times New Roman"/>
+                <w:sz w:val="16"/>
+                <w:szCs w:val="16"/>
+              </w:rPr>
               <w:t>998846-0971</w:t>
             </w:r>
+            <w:proofErr w:type="spellStart"/>
+            <w:r>
+              <w:rPr>
+                <w:rFonts w:ascii="Times New Roman" w:hAnsi="Times New Roman" w:cs="Times New Roman"/>
+                <w:sz w:val="16"/>
+                <w:szCs w:val="16"/>
+              </w:rPr>
+            </w:r>
+            <w:proofErr w:type="spellEnd"/>
+            <w:r>
+              <w:rPr>
+                <w:rFonts w:ascii="Times New Roman" w:hAnsi="Times New Roman" w:cs="Times New Roman"/>
+                <w:sz w:val="16"/>
+                <w:szCs w:val="16"/>
+              </w:rPr>
+            </w:r>
           </w:p>
         </w:tc>
         <w:tc>
@@ -846,9 +1673,37 @@
             <w:vAlign w:val="center"/>
           </w:tcPr>
           <w:p>
-            <w:r>
+            <w:pPr>
+              <w:rPr>
+                <w:rFonts w:ascii="Times New Roman" w:hAnsi="Times New Roman" w:cs="Times New Roman"/>
+                <w:sz w:val="16"/>
+                <w:szCs w:val="16"/>
+              </w:rPr>
+            </w:pPr>
+            <w:r>
+              <w:rPr>
+                <w:rFonts w:ascii="Times New Roman" w:hAnsi="Times New Roman" w:cs="Times New Roman"/>
+                <w:sz w:val="16"/>
+                <w:szCs w:val="16"/>
+              </w:rPr>
               <w:t>09/06/2026 12:06:16</w:t>
             </w:r>
+            <w:proofErr w:type="spellStart"/>
+            <w:r>
+              <w:rPr>
+                <w:rFonts w:ascii="Times New Roman" w:hAnsi="Times New Roman" w:cs="Times New Roman"/>
+                <w:sz w:val="16"/>
+                <w:szCs w:val="16"/>
+              </w:rPr>
+            </w:r>
+            <w:proofErr w:type="spellEnd"/>
+            <w:r>
+              <w:rPr>
+                <w:rFonts w:ascii="Times New Roman" w:hAnsi="Times New Roman" w:cs="Times New Roman"/>
+                <w:sz w:val="16"/>
+                <w:szCs w:val="16"/>
+              </w:rPr>
+            </w:r>
           </w:p>
         </w:tc>
         <w:tc>
@@ -857,7 +1712,19 @@
             <w:vAlign w:val="center"/>
           </w:tcPr>
           <w:p>
-            <w:r>
+            <w:pPr>
+              <w:rPr>
+                <w:rFonts w:ascii="Times New Roman" w:hAnsi="Times New Roman" w:cs="Times New Roman"/>
+                <w:sz w:val="16"/>
+                <w:szCs w:val="16"/>
+              </w:rPr>
+            </w:pPr>
+            <w:r>
+              <w:rPr>
+                <w:rFonts w:ascii="Times New Roman" w:hAnsi="Times New Roman" w:cs="Times New Roman"/>
+                <w:sz w:val="16"/>
+                <w:szCs w:val="16"/>
+              </w:rPr>
               <w:t>199000</w:t>
             </w:r>
           </w:p>
@@ -868,8 +1735,36 @@
             <w:vAlign w:val="center"/>
           </w:tcPr>
           <w:p>
-            <w:r>
-              <w:t>transtype1</w:t>
+            <w:pPr>
+              <w:rPr>
+                <w:rFonts w:ascii="Times New Roman" w:hAnsi="Times New Roman" w:cs="Times New Roman"/>
+                <w:sz w:val="16"/>
+                <w:szCs w:val="16"/>
+              </w:rPr>
+            </w:pPr>
+            <w:r>
+              <w:rPr>
+                <w:rFonts w:ascii="Times New Roman" w:hAnsi="Times New Roman" w:cs="Times New Roman"/>
+                <w:sz w:val="16"/>
+                <w:szCs w:val="16"/>
+              </w:rPr>
+              <w:t>transtype3</w:t>
+            </w:r>
+            <w:proofErr w:type="spellStart"/>
+            <w:r>
+              <w:rPr>
+                <w:rFonts w:ascii="Times New Roman" w:hAnsi="Times New Roman" w:cs="Times New Roman"/>
+                <w:sz w:val="16"/>
+                <w:szCs w:val="16"/>
+              </w:rPr>
+            </w:r>
+            <w:proofErr w:type="spellEnd"/>
+            <w:r>
+              <w:rPr>
+                <w:rFonts w:ascii="Times New Roman" w:hAnsi="Times New Roman" w:cs="Times New Roman"/>
+                <w:sz w:val="16"/>
+                <w:szCs w:val="16"/>
+              </w:rPr>
             </w:r>
           </w:p>
         </w:tc>
@@ -879,9 +1774,37 @@
             <w:vAlign w:val="center"/>
           </w:tcPr>
           <w:p>
-            <w:r>
+            <w:pPr>
+              <w:rPr>
+                <w:rFonts w:ascii="Times New Roman" w:hAnsi="Times New Roman" w:cs="Times New Roman"/>
+                <w:sz w:val="16"/>
+                <w:szCs w:val="16"/>
+              </w:rPr>
+            </w:pPr>
+            <w:r>
+              <w:rPr>
+                <w:rFonts w:ascii="Times New Roman" w:hAnsi="Times New Roman" w:cs="Times New Roman"/>
+                <w:sz w:val="16"/>
+                <w:szCs w:val="16"/>
+              </w:rPr>
               <w:t>SUCCESSFUL</w:t>
             </w:r>
+            <w:proofErr w:type="spellStart"/>
+            <w:r>
+              <w:rPr>
+                <w:rFonts w:ascii="Times New Roman" w:hAnsi="Times New Roman" w:cs="Times New Roman"/>
+                <w:sz w:val="16"/>
+                <w:szCs w:val="16"/>
+              </w:rPr>
+            </w:r>
+            <w:proofErr w:type="spellEnd"/>
+            <w:r>
+              <w:rPr>
+                <w:rFonts w:ascii="Times New Roman" w:hAnsi="Times New Roman" w:cs="Times New Roman"/>
+                <w:sz w:val="16"/>
+                <w:szCs w:val="16"/>
+              </w:rPr>
+            </w:r>
           </w:p>
         </w:tc>
         <w:tc>
@@ -890,7 +1813,19 @@
             <w:vAlign w:val="center"/>
           </w:tcPr>
           <w:p>
-            <w:r>
+            <w:pPr>
+              <w:rPr>
+                <w:rFonts w:ascii="Times New Roman" w:hAnsi="Times New Roman" w:cs="Times New Roman"/>
+                <w:sz w:val="16"/>
+                <w:szCs w:val="16"/>
+              </w:rPr>
+            </w:pPr>
+            <w:r>
+              <w:rPr>
+                <w:rFonts w:ascii="Times New Roman" w:hAnsi="Times New Roman" w:cs="Times New Roman"/>
+                <w:sz w:val="16"/>
+                <w:szCs w:val="16"/>
+              </w:rPr>
               <w:t>xxxxxxxxx</w:t>
             </w:r>
           </w:p>
@@ -901,9 +1836,37 @@
             <w:vAlign w:val="center"/>
           </w:tcPr>
           <w:p>
-            <w:r>
+            <w:pPr>
+              <w:rPr>
+                <w:rFonts w:ascii="Times New Roman" w:hAnsi="Times New Roman" w:cs="Times New Roman"/>
+                <w:sz w:val="16"/>
+                <w:szCs w:val="16"/>
+              </w:rPr>
+            </w:pPr>
+            <w:r>
+              <w:rPr>
+                <w:rFonts w:ascii="Times New Roman" w:hAnsi="Times New Roman" w:cs="Times New Roman"/>
+                <w:sz w:val="16"/>
+                <w:szCs w:val="16"/>
+              </w:rPr>
               <w:t>Channel A</w:t>
             </w:r>
+            <w:proofErr w:type="spellStart"/>
+            <w:r>
+              <w:rPr>
+                <w:rFonts w:ascii="Times New Roman" w:hAnsi="Times New Roman" w:cs="Times New Roman"/>
+                <w:sz w:val="16"/>
+                <w:szCs w:val="16"/>
+              </w:rPr>
+            </w:r>
+            <w:proofErr w:type="spellEnd"/>
+            <w:r>
+              <w:rPr>
+                <w:rFonts w:ascii="Times New Roman" w:hAnsi="Times New Roman" w:cs="Times New Roman"/>
+                <w:sz w:val="16"/>
+                <w:szCs w:val="16"/>
+              </w:rPr>
+            </w:r>
           </w:p>
         </w:tc>
         <w:tc>
@@ -912,9 +1875,37 @@
             <w:vAlign w:val="center"/>
           </w:tcPr>
           <w:p>
-            <w:r>
+            <w:pPr>
+              <w:rPr>
+                <w:rFonts w:ascii="Times New Roman" w:hAnsi="Times New Roman" w:cs="Times New Roman"/>
+                <w:sz w:val="16"/>
+                <w:szCs w:val="16"/>
+              </w:rPr>
+            </w:pPr>
+            <w:r>
+              <w:rPr>
+                <w:rFonts w:ascii="Times New Roman" w:hAnsi="Times New Roman" w:cs="Times New Roman"/>
+                <w:sz w:val="16"/>
+                <w:szCs w:val="16"/>
+              </w:rPr>
               <w:t>UserRJE35QG72M</w:t>
             </w:r>
+            <w:proofErr w:type="spellStart"/>
+            <w:r>
+              <w:rPr>
+                <w:rFonts w:ascii="Times New Roman" w:hAnsi="Times New Roman" w:cs="Times New Roman"/>
+                <w:sz w:val="16"/>
+                <w:szCs w:val="16"/>
+              </w:rPr>
+            </w:r>
+            <w:proofErr w:type="spellEnd"/>
+            <w:r>
+              <w:rPr>
+                <w:rFonts w:ascii="Times New Roman" w:hAnsi="Times New Roman" w:cs="Times New Roman"/>
+                <w:sz w:val="16"/>
+                <w:szCs w:val="16"/>
+              </w:rPr>
+            </w:r>
           </w:p>
         </w:tc>
         <w:tc>
@@ -923,8 +1914,20 @@
             <w:vAlign w:val="center"/>
           </w:tcPr>
           <w:p>
-            <w:r>
-              <w:t>Thanh toán mua A</w:t>
+            <w:pPr>
+              <w:rPr>
+                <w:rFonts w:ascii="Times New Roman" w:hAnsi="Times New Roman" w:cs="Times New Roman"/>
+                <w:sz w:val="16"/>
+                <w:szCs w:val="16"/>
+              </w:rPr>
+            </w:pPr>
+            <w:r>
+              <w:rPr>
+                <w:rFonts w:ascii="Times New Roman" w:hAnsi="Times New Roman" w:cs="Times New Roman"/>
+                <w:sz w:val="16"/>
+                <w:szCs w:val="16"/>
+              </w:rPr>
+              <w:t>Thanh toán mua C</w:t>
             </w:r>
           </w:p>
         </w:tc>
@@ -940,8 +1943,36 @@
             <w:vAlign w:val="center"/>
           </w:tcPr>
           <w:p>
-            <w:r>
-              <w:t>ZLPFR2ILXEDTX</w:t>
+            <w:pPr>
+              <w:rPr>
+                <w:rFonts w:ascii="Times New Roman" w:hAnsi="Times New Roman" w:cs="Times New Roman"/>
+                <w:sz w:val="16"/>
+                <w:szCs w:val="16"/>
+              </w:rPr>
+            </w:pPr>
+            <w:r>
+              <w:rPr>
+                <w:rFonts w:ascii="Times New Roman" w:hAnsi="Times New Roman" w:cs="Times New Roman"/>
+                <w:sz w:val="16"/>
+                <w:szCs w:val="16"/>
+              </w:rPr>
+              <w:t>ZLPDSNQG3G8ZW</w:t>
+            </w:r>
+            <w:proofErr w:type="spellStart"/>
+            <w:r>
+              <w:rPr>
+                <w:rFonts w:ascii="Times New Roman" w:hAnsi="Times New Roman" w:cs="Times New Roman"/>
+                <w:sz w:val="16"/>
+                <w:szCs w:val="16"/>
+              </w:rPr>
+            </w:r>
+            <w:proofErr w:type="spellEnd"/>
+            <w:r>
+              <w:rPr>
+                <w:rFonts w:ascii="Times New Roman" w:hAnsi="Times New Roman" w:cs="Times New Roman"/>
+                <w:sz w:val="16"/>
+                <w:szCs w:val="16"/>
+              </w:rPr>
             </w:r>
           </w:p>
         </w:tc>
@@ -951,8 +1982,36 @@
             <w:vAlign w:val="center"/>
           </w:tcPr>
           <w:p>
-            <w:r>
-              <w:t>664480848353345</w:t>
+            <w:pPr>
+              <w:rPr>
+                <w:rFonts w:ascii="Times New Roman" w:hAnsi="Times New Roman" w:cs="Times New Roman"/>
+                <w:sz w:val="16"/>
+                <w:szCs w:val="16"/>
+              </w:rPr>
+            </w:pPr>
+            <w:r>
+              <w:rPr>
+                <w:rFonts w:ascii="Times New Roman" w:hAnsi="Times New Roman" w:cs="Times New Roman"/>
+                <w:sz w:val="16"/>
+                <w:szCs w:val="16"/>
+              </w:rPr>
+              <w:t>147387495416193</w:t>
+            </w:r>
+            <w:proofErr w:type="spellStart"/>
+            <w:r>
+              <w:rPr>
+                <w:rFonts w:ascii="Times New Roman" w:hAnsi="Times New Roman" w:cs="Times New Roman"/>
+                <w:sz w:val="16"/>
+                <w:szCs w:val="16"/>
+              </w:rPr>
+            </w:r>
+            <w:proofErr w:type="spellEnd"/>
+            <w:r>
+              <w:rPr>
+                <w:rFonts w:ascii="Times New Roman" w:hAnsi="Times New Roman" w:cs="Times New Roman"/>
+                <w:sz w:val="16"/>
+                <w:szCs w:val="16"/>
+              </w:rPr>
             </w:r>
           </w:p>
         </w:tc>
@@ -962,8 +2021,36 @@
             <w:vAlign w:val="center"/>
           </w:tcPr>
           <w:p>
-            <w:r>
-              <w:t>App ID 7</w:t>
+            <w:pPr>
+              <w:rPr>
+                <w:rFonts w:ascii="Times New Roman" w:hAnsi="Times New Roman" w:cs="Times New Roman"/>
+                <w:sz w:val="16"/>
+                <w:szCs w:val="16"/>
+              </w:rPr>
+            </w:pPr>
+            <w:r>
+              <w:rPr>
+                <w:rFonts w:ascii="Times New Roman" w:hAnsi="Times New Roman" w:cs="Times New Roman"/>
+                <w:sz w:val="16"/>
+                <w:szCs w:val="16"/>
+              </w:rPr>
+              <w:t>App ID 1</w:t>
+            </w:r>
+            <w:proofErr w:type="spellStart"/>
+            <w:r>
+              <w:rPr>
+                <w:rFonts w:ascii="Times New Roman" w:hAnsi="Times New Roman" w:cs="Times New Roman"/>
+                <w:sz w:val="16"/>
+                <w:szCs w:val="16"/>
+              </w:rPr>
+            </w:r>
+            <w:proofErr w:type="spellEnd"/>
+            <w:r>
+              <w:rPr>
+                <w:rFonts w:ascii="Times New Roman" w:hAnsi="Times New Roman" w:cs="Times New Roman"/>
+                <w:sz w:val="16"/>
+                <w:szCs w:val="16"/>
+              </w:rPr>
             </w:r>
           </w:p>
         </w:tc>
@@ -973,9 +2060,37 @@
             <w:vAlign w:val="center"/>
           </w:tcPr>
           <w:p>
-            <w:r>
+            <w:pPr>
+              <w:rPr>
+                <w:rFonts w:ascii="Times New Roman" w:hAnsi="Times New Roman" w:cs="Times New Roman"/>
+                <w:sz w:val="16"/>
+                <w:szCs w:val="16"/>
+              </w:rPr>
+            </w:pPr>
+            <w:r>
+              <w:rPr>
+                <w:rFonts w:ascii="Times New Roman" w:hAnsi="Times New Roman" w:cs="Times New Roman"/>
+                <w:sz w:val="16"/>
+                <w:szCs w:val="16"/>
+              </w:rPr>
               <w:t>998846-0971</w:t>
             </w:r>
+            <w:proofErr w:type="spellStart"/>
+            <w:r>
+              <w:rPr>
+                <w:rFonts w:ascii="Times New Roman" w:hAnsi="Times New Roman" w:cs="Times New Roman"/>
+                <w:sz w:val="16"/>
+                <w:szCs w:val="16"/>
+              </w:rPr>
+            </w:r>
+            <w:proofErr w:type="spellEnd"/>
+            <w:r>
+              <w:rPr>
+                <w:rFonts w:ascii="Times New Roman" w:hAnsi="Times New Roman" w:cs="Times New Roman"/>
+                <w:sz w:val="16"/>
+                <w:szCs w:val="16"/>
+              </w:rPr>
+            </w:r>
           </w:p>
         </w:tc>
         <w:tc>
@@ -984,9 +2099,37 @@
             <w:vAlign w:val="center"/>
           </w:tcPr>
           <w:p>
-            <w:r>
+            <w:pPr>
+              <w:rPr>
+                <w:rFonts w:ascii="Times New Roman" w:hAnsi="Times New Roman" w:cs="Times New Roman"/>
+                <w:sz w:val="16"/>
+                <w:szCs w:val="16"/>
+              </w:rPr>
+            </w:pPr>
+            <w:r>
+              <w:rPr>
+                <w:rFonts w:ascii="Times New Roman" w:hAnsi="Times New Roman" w:cs="Times New Roman"/>
+                <w:sz w:val="16"/>
+                <w:szCs w:val="16"/>
+              </w:rPr>
               <w:t>09/06/2026 12:09:56</w:t>
             </w:r>
+            <w:proofErr w:type="spellStart"/>
+            <w:r>
+              <w:rPr>
+                <w:rFonts w:ascii="Times New Roman" w:hAnsi="Times New Roman" w:cs="Times New Roman"/>
+                <w:sz w:val="16"/>
+                <w:szCs w:val="16"/>
+              </w:rPr>
+            </w:r>
+            <w:proofErr w:type="spellEnd"/>
+            <w:r>
+              <w:rPr>
+                <w:rFonts w:ascii="Times New Roman" w:hAnsi="Times New Roman" w:cs="Times New Roman"/>
+                <w:sz w:val="16"/>
+                <w:szCs w:val="16"/>
+              </w:rPr>
+            </w:r>
           </w:p>
         </w:tc>
         <w:tc>
@@ -995,7 +2138,19 @@
             <w:vAlign w:val="center"/>
           </w:tcPr>
           <w:p>
-            <w:r>
+            <w:pPr>
+              <w:rPr>
+                <w:rFonts w:ascii="Times New Roman" w:hAnsi="Times New Roman" w:cs="Times New Roman"/>
+                <w:sz w:val="16"/>
+                <w:szCs w:val="16"/>
+              </w:rPr>
+            </w:pPr>
+            <w:r>
+              <w:rPr>
+                <w:rFonts w:ascii="Times New Roman" w:hAnsi="Times New Roman" w:cs="Times New Roman"/>
+                <w:sz w:val="16"/>
+                <w:szCs w:val="16"/>
+              </w:rPr>
               <w:t>1999999</w:t>
             </w:r>
           </w:p>
@@ -1006,8 +2161,36 @@
             <w:vAlign w:val="center"/>
           </w:tcPr>
           <w:p>
-            <w:r>
-              <w:t>transtype3</w:t>
+            <w:pPr>
+              <w:rPr>
+                <w:rFonts w:ascii="Times New Roman" w:hAnsi="Times New Roman" w:cs="Times New Roman"/>
+                <w:sz w:val="16"/>
+                <w:szCs w:val="16"/>
+              </w:rPr>
+            </w:pPr>
+            <w:r>
+              <w:rPr>
+                <w:rFonts w:ascii="Times New Roman" w:hAnsi="Times New Roman" w:cs="Times New Roman"/>
+                <w:sz w:val="16"/>
+                <w:szCs w:val="16"/>
+              </w:rPr>
+              <w:t>transtype2</w:t>
+            </w:r>
+            <w:proofErr w:type="spellStart"/>
+            <w:r>
+              <w:rPr>
+                <w:rFonts w:ascii="Times New Roman" w:hAnsi="Times New Roman" w:cs="Times New Roman"/>
+                <w:sz w:val="16"/>
+                <w:szCs w:val="16"/>
+              </w:rPr>
+            </w:r>
+            <w:proofErr w:type="spellEnd"/>
+            <w:r>
+              <w:rPr>
+                <w:rFonts w:ascii="Times New Roman" w:hAnsi="Times New Roman" w:cs="Times New Roman"/>
+                <w:sz w:val="16"/>
+                <w:szCs w:val="16"/>
+              </w:rPr>
             </w:r>
           </w:p>
         </w:tc>
@@ -1017,9 +2200,37 @@
             <w:vAlign w:val="center"/>
           </w:tcPr>
           <w:p>
-            <w:r>
+            <w:pPr>
+              <w:rPr>
+                <w:rFonts w:ascii="Times New Roman" w:hAnsi="Times New Roman" w:cs="Times New Roman"/>
+                <w:sz w:val="16"/>
+                <w:szCs w:val="16"/>
+              </w:rPr>
+            </w:pPr>
+            <w:r>
+              <w:rPr>
+                <w:rFonts w:ascii="Times New Roman" w:hAnsi="Times New Roman" w:cs="Times New Roman"/>
+                <w:sz w:val="16"/>
+                <w:szCs w:val="16"/>
+              </w:rPr>
               <w:t>SUCCESSFUL</w:t>
             </w:r>
+            <w:proofErr w:type="spellStart"/>
+            <w:r>
+              <w:rPr>
+                <w:rFonts w:ascii="Times New Roman" w:hAnsi="Times New Roman" w:cs="Times New Roman"/>
+                <w:sz w:val="16"/>
+                <w:szCs w:val="16"/>
+              </w:rPr>
+            </w:r>
+            <w:proofErr w:type="spellEnd"/>
+            <w:r>
+              <w:rPr>
+                <w:rFonts w:ascii="Times New Roman" w:hAnsi="Times New Roman" w:cs="Times New Roman"/>
+                <w:sz w:val="16"/>
+                <w:szCs w:val="16"/>
+              </w:rPr>
+            </w:r>
           </w:p>
         </w:tc>
         <w:tc>
@@ -1028,7 +2239,19 @@
             <w:vAlign w:val="center"/>
           </w:tcPr>
           <w:p>
-            <w:r>
+            <w:pPr>
+              <w:rPr>
+                <w:rFonts w:ascii="Times New Roman" w:hAnsi="Times New Roman" w:cs="Times New Roman"/>
+                <w:sz w:val="16"/>
+                <w:szCs w:val="16"/>
+              </w:rPr>
+            </w:pPr>
+            <w:r>
+              <w:rPr>
+                <w:rFonts w:ascii="Times New Roman" w:hAnsi="Times New Roman" w:cs="Times New Roman"/>
+                <w:sz w:val="16"/>
+                <w:szCs w:val="16"/>
+              </w:rPr>
               <w:t>xxxxxxxxx</w:t>
             </w:r>
           </w:p>
@@ -1039,9 +2262,37 @@
             <w:vAlign w:val="center"/>
           </w:tcPr>
           <w:p>
-            <w:r>
+            <w:pPr>
+              <w:rPr>
+                <w:rFonts w:ascii="Times New Roman" w:hAnsi="Times New Roman" w:cs="Times New Roman"/>
+                <w:sz w:val="16"/>
+                <w:szCs w:val="16"/>
+              </w:rPr>
+            </w:pPr>
+            <w:r>
+              <w:rPr>
+                <w:rFonts w:ascii="Times New Roman" w:hAnsi="Times New Roman" w:cs="Times New Roman"/>
+                <w:sz w:val="16"/>
+                <w:szCs w:val="16"/>
+              </w:rPr>
               <w:t>Channel A</w:t>
             </w:r>
+            <w:proofErr w:type="spellStart"/>
+            <w:r>
+              <w:rPr>
+                <w:rFonts w:ascii="Times New Roman" w:hAnsi="Times New Roman" w:cs="Times New Roman"/>
+                <w:sz w:val="16"/>
+                <w:szCs w:val="16"/>
+              </w:rPr>
+            </w:r>
+            <w:proofErr w:type="spellEnd"/>
+            <w:r>
+              <w:rPr>
+                <w:rFonts w:ascii="Times New Roman" w:hAnsi="Times New Roman" w:cs="Times New Roman"/>
+                <w:sz w:val="16"/>
+                <w:szCs w:val="16"/>
+              </w:rPr>
+            </w:r>
           </w:p>
         </w:tc>
         <w:tc>
@@ -1050,9 +2301,37 @@
             <w:vAlign w:val="center"/>
           </w:tcPr>
           <w:p>
-            <w:r>
+            <w:pPr>
+              <w:rPr>
+                <w:rFonts w:ascii="Times New Roman" w:hAnsi="Times New Roman" w:cs="Times New Roman"/>
+                <w:sz w:val="16"/>
+                <w:szCs w:val="16"/>
+              </w:rPr>
+            </w:pPr>
+            <w:r>
+              <w:rPr>
+                <w:rFonts w:ascii="Times New Roman" w:hAnsi="Times New Roman" w:cs="Times New Roman"/>
+                <w:sz w:val="16"/>
+                <w:szCs w:val="16"/>
+              </w:rPr>
               <w:t>UserRJE35QG72M</w:t>
             </w:r>
+            <w:proofErr w:type="spellStart"/>
+            <w:r>
+              <w:rPr>
+                <w:rFonts w:ascii="Times New Roman" w:hAnsi="Times New Roman" w:cs="Times New Roman"/>
+                <w:sz w:val="16"/>
+                <w:szCs w:val="16"/>
+              </w:rPr>
+            </w:r>
+            <w:proofErr w:type="spellEnd"/>
+            <w:r>
+              <w:rPr>
+                <w:rFonts w:ascii="Times New Roman" w:hAnsi="Times New Roman" w:cs="Times New Roman"/>
+                <w:sz w:val="16"/>
+                <w:szCs w:val="16"/>
+              </w:rPr>
+            </w:r>
           </w:p>
         </w:tc>
         <w:tc>
@@ -1061,8 +2340,20 @@
             <w:vAlign w:val="center"/>
           </w:tcPr>
           <w:p>
-            <w:r>
-              <w:t>Thanh toán mua C</w:t>
+            <w:pPr>
+              <w:rPr>
+                <w:rFonts w:ascii="Times New Roman" w:hAnsi="Times New Roman" w:cs="Times New Roman"/>
+                <w:sz w:val="16"/>
+                <w:szCs w:val="16"/>
+              </w:rPr>
+            </w:pPr>
+            <w:r>
+              <w:rPr>
+                <w:rFonts w:ascii="Times New Roman" w:hAnsi="Times New Roman" w:cs="Times New Roman"/>
+                <w:sz w:val="16"/>
+                <w:szCs w:val="16"/>
+              </w:rPr>
+              <w:t>Thanh toán mua B</w:t>
             </w:r>
           </w:p>
         </w:tc>
@@ -1078,8 +2369,36 @@
             <w:vAlign w:val="center"/>
           </w:tcPr>
           <w:p>
-            <w:r>
-              <w:t>ZLP064GQ9QUR2</w:t>
+            <w:pPr>
+              <w:rPr>
+                <w:rFonts w:ascii="Times New Roman" w:hAnsi="Times New Roman" w:cs="Times New Roman"/>
+                <w:sz w:val="16"/>
+                <w:szCs w:val="16"/>
+              </w:rPr>
+            </w:pPr>
+            <w:r>
+              <w:rPr>
+                <w:rFonts w:ascii="Times New Roman" w:hAnsi="Times New Roman" w:cs="Times New Roman"/>
+                <w:sz w:val="16"/>
+                <w:szCs w:val="16"/>
+              </w:rPr>
+              <w:t>ZLPAKR34R9EDY</w:t>
+            </w:r>
+            <w:proofErr w:type="spellStart"/>
+            <w:r>
+              <w:rPr>
+                <w:rFonts w:ascii="Times New Roman" w:hAnsi="Times New Roman" w:cs="Times New Roman"/>
+                <w:sz w:val="16"/>
+                <w:szCs w:val="16"/>
+              </w:rPr>
+            </w:r>
+            <w:proofErr w:type="spellEnd"/>
+            <w:r>
+              <w:rPr>
+                <w:rFonts w:ascii="Times New Roman" w:hAnsi="Times New Roman" w:cs="Times New Roman"/>
+                <w:sz w:val="16"/>
+                <w:szCs w:val="16"/>
+              </w:rPr>
             </w:r>
           </w:p>
         </w:tc>
@@ -1089,8 +2408,36 @@
             <w:vAlign w:val="center"/>
           </w:tcPr>
           <w:p>
-            <w:r>
-              <w:t>568860822321450</w:t>
+            <w:pPr>
+              <w:rPr>
+                <w:rFonts w:ascii="Times New Roman" w:hAnsi="Times New Roman" w:cs="Times New Roman"/>
+                <w:sz w:val="16"/>
+                <w:szCs w:val="16"/>
+              </w:rPr>
+            </w:pPr>
+            <w:r>
+              <w:rPr>
+                <w:rFonts w:ascii="Times New Roman" w:hAnsi="Times New Roman" w:cs="Times New Roman"/>
+                <w:sz w:val="16"/>
+                <w:szCs w:val="16"/>
+              </w:rPr>
+              <w:t>323326753065894</w:t>
+            </w:r>
+            <w:proofErr w:type="spellStart"/>
+            <w:r>
+              <w:rPr>
+                <w:rFonts w:ascii="Times New Roman" w:hAnsi="Times New Roman" w:cs="Times New Roman"/>
+                <w:sz w:val="16"/>
+                <w:szCs w:val="16"/>
+              </w:rPr>
+            </w:r>
+            <w:proofErr w:type="spellEnd"/>
+            <w:r>
+              <w:rPr>
+                <w:rFonts w:ascii="Times New Roman" w:hAnsi="Times New Roman" w:cs="Times New Roman"/>
+                <w:sz w:val="16"/>
+                <w:szCs w:val="16"/>
+              </w:rPr>
             </w:r>
           </w:p>
         </w:tc>
@@ -1100,8 +2447,36 @@
             <w:vAlign w:val="center"/>
           </w:tcPr>
           <w:p>
-            <w:r>
-              <w:t>App ID 66</w:t>
+            <w:pPr>
+              <w:rPr>
+                <w:rFonts w:ascii="Times New Roman" w:hAnsi="Times New Roman" w:cs="Times New Roman"/>
+                <w:sz w:val="16"/>
+                <w:szCs w:val="16"/>
+              </w:rPr>
+            </w:pPr>
+            <w:r>
+              <w:rPr>
+                <w:rFonts w:ascii="Times New Roman" w:hAnsi="Times New Roman" w:cs="Times New Roman"/>
+                <w:sz w:val="16"/>
+                <w:szCs w:val="16"/>
+              </w:rPr>
+              <w:t>App ID 64</w:t>
+            </w:r>
+            <w:proofErr w:type="spellStart"/>
+            <w:r>
+              <w:rPr>
+                <w:rFonts w:ascii="Times New Roman" w:hAnsi="Times New Roman" w:cs="Times New Roman"/>
+                <w:sz w:val="16"/>
+                <w:szCs w:val="16"/>
+              </w:rPr>
+            </w:r>
+            <w:proofErr w:type="spellEnd"/>
+            <w:r>
+              <w:rPr>
+                <w:rFonts w:ascii="Times New Roman" w:hAnsi="Times New Roman" w:cs="Times New Roman"/>
+                <w:sz w:val="16"/>
+                <w:szCs w:val="16"/>
+              </w:rPr>
             </w:r>
           </w:p>
         </w:tc>
@@ -1111,9 +2486,37 @@
             <w:vAlign w:val="center"/>
           </w:tcPr>
           <w:p>
-            <w:r>
+            <w:pPr>
+              <w:rPr>
+                <w:rFonts w:ascii="Times New Roman" w:hAnsi="Times New Roman" w:cs="Times New Roman"/>
+                <w:sz w:val="16"/>
+                <w:szCs w:val="16"/>
+              </w:rPr>
+            </w:pPr>
+            <w:r>
+              <w:rPr>
+                <w:rFonts w:ascii="Times New Roman" w:hAnsi="Times New Roman" w:cs="Times New Roman"/>
+                <w:sz w:val="16"/>
+                <w:szCs w:val="16"/>
+              </w:rPr>
               <w:t>998846-0971</w:t>
             </w:r>
+            <w:proofErr w:type="spellStart"/>
+            <w:r>
+              <w:rPr>
+                <w:rFonts w:ascii="Times New Roman" w:hAnsi="Times New Roman" w:cs="Times New Roman"/>
+                <w:sz w:val="16"/>
+                <w:szCs w:val="16"/>
+              </w:rPr>
+            </w:r>
+            <w:proofErr w:type="spellEnd"/>
+            <w:r>
+              <w:rPr>
+                <w:rFonts w:ascii="Times New Roman" w:hAnsi="Times New Roman" w:cs="Times New Roman"/>
+                <w:sz w:val="16"/>
+                <w:szCs w:val="16"/>
+              </w:rPr>
+            </w:r>
           </w:p>
         </w:tc>
         <w:tc>
@@ -1122,9 +2525,37 @@
             <w:vAlign w:val="center"/>
           </w:tcPr>
           <w:p>
-            <w:r>
+            <w:pPr>
+              <w:rPr>
+                <w:rFonts w:ascii="Times New Roman" w:hAnsi="Times New Roman" w:cs="Times New Roman"/>
+                <w:sz w:val="16"/>
+                <w:szCs w:val="16"/>
+              </w:rPr>
+            </w:pPr>
+            <w:r>
+              <w:rPr>
+                <w:rFonts w:ascii="Times New Roman" w:hAnsi="Times New Roman" w:cs="Times New Roman"/>
+                <w:sz w:val="16"/>
+                <w:szCs w:val="16"/>
+              </w:rPr>
               <w:t>09/06/2026 12:10:27</w:t>
             </w:r>
+            <w:proofErr w:type="spellStart"/>
+            <w:r>
+              <w:rPr>
+                <w:rFonts w:ascii="Times New Roman" w:hAnsi="Times New Roman" w:cs="Times New Roman"/>
+                <w:sz w:val="16"/>
+                <w:szCs w:val="16"/>
+              </w:rPr>
+            </w:r>
+            <w:proofErr w:type="spellEnd"/>
+            <w:r>
+              <w:rPr>
+                <w:rFonts w:ascii="Times New Roman" w:hAnsi="Times New Roman" w:cs="Times New Roman"/>
+                <w:sz w:val="16"/>
+                <w:szCs w:val="16"/>
+              </w:rPr>
+            </w:r>
           </w:p>
         </w:tc>
         <w:tc>
@@ -1133,7 +2564,19 @@
             <w:vAlign w:val="center"/>
           </w:tcPr>
           <w:p>
-            <w:r>
+            <w:pPr>
+              <w:rPr>
+                <w:rFonts w:ascii="Times New Roman" w:hAnsi="Times New Roman" w:cs="Times New Roman"/>
+                <w:sz w:val="16"/>
+                <w:szCs w:val="16"/>
+              </w:rPr>
+            </w:pPr>
+            <w:r>
+              <w:rPr>
+                <w:rFonts w:ascii="Times New Roman" w:hAnsi="Times New Roman" w:cs="Times New Roman"/>
+                <w:sz w:val="16"/>
+                <w:szCs w:val="16"/>
+              </w:rPr>
               <w:t>500000</w:t>
             </w:r>
           </w:p>
@@ -1144,9 +2587,37 @@
             <w:vAlign w:val="center"/>
           </w:tcPr>
           <w:p>
-            <w:r>
+            <w:pPr>
+              <w:rPr>
+                <w:rFonts w:ascii="Times New Roman" w:hAnsi="Times New Roman" w:cs="Times New Roman"/>
+                <w:sz w:val="16"/>
+                <w:szCs w:val="16"/>
+              </w:rPr>
+            </w:pPr>
+            <w:r>
+              <w:rPr>
+                <w:rFonts w:ascii="Times New Roman" w:hAnsi="Times New Roman" w:cs="Times New Roman"/>
+                <w:sz w:val="16"/>
+                <w:szCs w:val="16"/>
+              </w:rPr>
               <w:t>transtype2</w:t>
             </w:r>
+            <w:proofErr w:type="spellStart"/>
+            <w:r>
+              <w:rPr>
+                <w:rFonts w:ascii="Times New Roman" w:hAnsi="Times New Roman" w:cs="Times New Roman"/>
+                <w:sz w:val="16"/>
+                <w:szCs w:val="16"/>
+              </w:rPr>
+            </w:r>
+            <w:proofErr w:type="spellEnd"/>
+            <w:r>
+              <w:rPr>
+                <w:rFonts w:ascii="Times New Roman" w:hAnsi="Times New Roman" w:cs="Times New Roman"/>
+                <w:sz w:val="16"/>
+                <w:szCs w:val="16"/>
+              </w:rPr>
+            </w:r>
           </w:p>
         </w:tc>
         <w:tc>
@@ -1155,9 +2626,37 @@
             <w:vAlign w:val="center"/>
           </w:tcPr>
           <w:p>
-            <w:r>
+            <w:pPr>
+              <w:rPr>
+                <w:rFonts w:ascii="Times New Roman" w:hAnsi="Times New Roman" w:cs="Times New Roman"/>
+                <w:sz w:val="16"/>
+                <w:szCs w:val="16"/>
+              </w:rPr>
+            </w:pPr>
+            <w:r>
+              <w:rPr>
+                <w:rFonts w:ascii="Times New Roman" w:hAnsi="Times New Roman" w:cs="Times New Roman"/>
+                <w:sz w:val="16"/>
+                <w:szCs w:val="16"/>
+              </w:rPr>
               <w:t>SUCCESSFUL</w:t>
             </w:r>
+            <w:proofErr w:type="spellStart"/>
+            <w:r>
+              <w:rPr>
+                <w:rFonts w:ascii="Times New Roman" w:hAnsi="Times New Roman" w:cs="Times New Roman"/>
+                <w:sz w:val="16"/>
+                <w:szCs w:val="16"/>
+              </w:rPr>
+            </w:r>
+            <w:proofErr w:type="spellEnd"/>
+            <w:r>
+              <w:rPr>
+                <w:rFonts w:ascii="Times New Roman" w:hAnsi="Times New Roman" w:cs="Times New Roman"/>
+                <w:sz w:val="16"/>
+                <w:szCs w:val="16"/>
+              </w:rPr>
+            </w:r>
           </w:p>
         </w:tc>
         <w:tc>
@@ -1166,7 +2665,19 @@
             <w:vAlign w:val="center"/>
           </w:tcPr>
           <w:p>
-            <w:r>
+            <w:pPr>
+              <w:rPr>
+                <w:rFonts w:ascii="Times New Roman" w:hAnsi="Times New Roman" w:cs="Times New Roman"/>
+                <w:sz w:val="16"/>
+                <w:szCs w:val="16"/>
+              </w:rPr>
+            </w:pPr>
+            <w:r>
+              <w:rPr>
+                <w:rFonts w:ascii="Times New Roman" w:hAnsi="Times New Roman" w:cs="Times New Roman"/>
+                <w:sz w:val="16"/>
+                <w:szCs w:val="16"/>
+              </w:rPr>
               <w:t>xxxxxxxxx</w:t>
             </w:r>
           </w:p>
@@ -1177,9 +2688,37 @@
             <w:vAlign w:val="center"/>
           </w:tcPr>
           <w:p>
-            <w:r>
+            <w:pPr>
+              <w:rPr>
+                <w:rFonts w:ascii="Times New Roman" w:hAnsi="Times New Roman" w:cs="Times New Roman"/>
+                <w:sz w:val="16"/>
+                <w:szCs w:val="16"/>
+              </w:rPr>
+            </w:pPr>
+            <w:r>
+              <w:rPr>
+                <w:rFonts w:ascii="Times New Roman" w:hAnsi="Times New Roman" w:cs="Times New Roman"/>
+                <w:sz w:val="16"/>
+                <w:szCs w:val="16"/>
+              </w:rPr>
               <w:t>Channel A</w:t>
             </w:r>
+            <w:proofErr w:type="spellStart"/>
+            <w:r>
+              <w:rPr>
+                <w:rFonts w:ascii="Times New Roman" w:hAnsi="Times New Roman" w:cs="Times New Roman"/>
+                <w:sz w:val="16"/>
+                <w:szCs w:val="16"/>
+              </w:rPr>
+            </w:r>
+            <w:proofErr w:type="spellEnd"/>
+            <w:r>
+              <w:rPr>
+                <w:rFonts w:ascii="Times New Roman" w:hAnsi="Times New Roman" w:cs="Times New Roman"/>
+                <w:sz w:val="16"/>
+                <w:szCs w:val="16"/>
+              </w:rPr>
+            </w:r>
           </w:p>
         </w:tc>
         <w:tc>
@@ -1188,9 +2727,37 @@
             <w:vAlign w:val="center"/>
           </w:tcPr>
           <w:p>
-            <w:r>
+            <w:pPr>
+              <w:rPr>
+                <w:rFonts w:ascii="Times New Roman" w:hAnsi="Times New Roman" w:cs="Times New Roman"/>
+                <w:sz w:val="16"/>
+                <w:szCs w:val="16"/>
+              </w:rPr>
+            </w:pPr>
+            <w:r>
+              <w:rPr>
+                <w:rFonts w:ascii="Times New Roman" w:hAnsi="Times New Roman" w:cs="Times New Roman"/>
+                <w:sz w:val="16"/>
+                <w:szCs w:val="16"/>
+              </w:rPr>
               <w:t>UserRJE35QG72M</w:t>
             </w:r>
+            <w:proofErr w:type="spellStart"/>
+            <w:r>
+              <w:rPr>
+                <w:rFonts w:ascii="Times New Roman" w:hAnsi="Times New Roman" w:cs="Times New Roman"/>
+                <w:sz w:val="16"/>
+                <w:szCs w:val="16"/>
+              </w:rPr>
+            </w:r>
+            <w:proofErr w:type="spellEnd"/>
+            <w:r>
+              <w:rPr>
+                <w:rFonts w:ascii="Times New Roman" w:hAnsi="Times New Roman" w:cs="Times New Roman"/>
+                <w:sz w:val="16"/>
+                <w:szCs w:val="16"/>
+              </w:rPr>
+            </w:r>
           </w:p>
         </w:tc>
         <w:tc>
@@ -1199,8 +2766,20 @@
             <w:vAlign w:val="center"/>
           </w:tcPr>
           <w:p>
-            <w:r>
-              <w:t>Thanh toán mua B</w:t>
+            <w:pPr>
+              <w:rPr>
+                <w:rFonts w:ascii="Times New Roman" w:hAnsi="Times New Roman" w:cs="Times New Roman"/>
+                <w:sz w:val="16"/>
+                <w:szCs w:val="16"/>
+              </w:rPr>
+            </w:pPr>
+            <w:r>
+              <w:rPr>
+                <w:rFonts w:ascii="Times New Roman" w:hAnsi="Times New Roman" w:cs="Times New Roman"/>
+                <w:sz w:val="16"/>
+                <w:szCs w:val="16"/>
+              </w:rPr>
+              <w:t>Thanh toán mua C</w:t>
             </w:r>
           </w:p>
         </w:tc>
@@ -1216,8 +2795,36 @@
             <w:vAlign w:val="center"/>
           </w:tcPr>
           <w:p>
-            <w:r>
-              <w:t>ZLPDMK02QOMDV</w:t>
+            <w:pPr>
+              <w:rPr>
+                <w:rFonts w:ascii="Times New Roman" w:hAnsi="Times New Roman" w:cs="Times New Roman"/>
+                <w:sz w:val="16"/>
+                <w:szCs w:val="16"/>
+              </w:rPr>
+            </w:pPr>
+            <w:r>
+              <w:rPr>
+                <w:rFonts w:ascii="Times New Roman" w:hAnsi="Times New Roman" w:cs="Times New Roman"/>
+                <w:sz w:val="16"/>
+                <w:szCs w:val="16"/>
+              </w:rPr>
+              <w:t>ZLPDOOK10RKB0</w:t>
+            </w:r>
+            <w:proofErr w:type="spellStart"/>
+            <w:r>
+              <w:rPr>
+                <w:rFonts w:ascii="Times New Roman" w:hAnsi="Times New Roman" w:cs="Times New Roman"/>
+                <w:sz w:val="16"/>
+                <w:szCs w:val="16"/>
+              </w:rPr>
+            </w:r>
+            <w:proofErr w:type="spellEnd"/>
+            <w:r>
+              <w:rPr>
+                <w:rFonts w:ascii="Times New Roman" w:hAnsi="Times New Roman" w:cs="Times New Roman"/>
+                <w:sz w:val="16"/>
+                <w:szCs w:val="16"/>
+              </w:rPr>
             </w:r>
           </w:p>
         </w:tc>
@@ -1227,8 +2834,36 @@
             <w:vAlign w:val="center"/>
           </w:tcPr>
           <w:p>
-            <w:r>
-              <w:t>124432866093068</w:t>
+            <w:pPr>
+              <w:rPr>
+                <w:rFonts w:ascii="Times New Roman" w:hAnsi="Times New Roman" w:cs="Times New Roman"/>
+                <w:sz w:val="16"/>
+                <w:szCs w:val="16"/>
+              </w:rPr>
+            </w:pPr>
+            <w:r>
+              <w:rPr>
+                <w:rFonts w:ascii="Times New Roman" w:hAnsi="Times New Roman" w:cs="Times New Roman"/>
+                <w:sz w:val="16"/>
+                <w:szCs w:val="16"/>
+              </w:rPr>
+              <w:t>407731639110473</w:t>
+            </w:r>
+            <w:proofErr w:type="spellStart"/>
+            <w:r>
+              <w:rPr>
+                <w:rFonts w:ascii="Times New Roman" w:hAnsi="Times New Roman" w:cs="Times New Roman"/>
+                <w:sz w:val="16"/>
+                <w:szCs w:val="16"/>
+              </w:rPr>
+            </w:r>
+            <w:proofErr w:type="spellEnd"/>
+            <w:r>
+              <w:rPr>
+                <w:rFonts w:ascii="Times New Roman" w:hAnsi="Times New Roman" w:cs="Times New Roman"/>
+                <w:sz w:val="16"/>
+                <w:szCs w:val="16"/>
+              </w:rPr>
             </w:r>
           </w:p>
         </w:tc>
@@ -1238,8 +2873,36 @@
             <w:vAlign w:val="center"/>
           </w:tcPr>
           <w:p>
-            <w:r>
-              <w:t>App ID 13</w:t>
+            <w:pPr>
+              <w:rPr>
+                <w:rFonts w:ascii="Times New Roman" w:hAnsi="Times New Roman" w:cs="Times New Roman"/>
+                <w:sz w:val="16"/>
+                <w:szCs w:val="16"/>
+              </w:rPr>
+            </w:pPr>
+            <w:r>
+              <w:rPr>
+                <w:rFonts w:ascii="Times New Roman" w:hAnsi="Times New Roman" w:cs="Times New Roman"/>
+                <w:sz w:val="16"/>
+                <w:szCs w:val="16"/>
+              </w:rPr>
+              <w:t>App ID 90</w:t>
+            </w:r>
+            <w:proofErr w:type="spellStart"/>
+            <w:r>
+              <w:rPr>
+                <w:rFonts w:ascii="Times New Roman" w:hAnsi="Times New Roman" w:cs="Times New Roman"/>
+                <w:sz w:val="16"/>
+                <w:szCs w:val="16"/>
+              </w:rPr>
+            </w:r>
+            <w:proofErr w:type="spellEnd"/>
+            <w:r>
+              <w:rPr>
+                <w:rFonts w:ascii="Times New Roman" w:hAnsi="Times New Roman" w:cs="Times New Roman"/>
+                <w:sz w:val="16"/>
+                <w:szCs w:val="16"/>
+              </w:rPr>
             </w:r>
           </w:p>
         </w:tc>
@@ -1249,9 +2912,37 @@
             <w:vAlign w:val="center"/>
           </w:tcPr>
           <w:p>
-            <w:r>
+            <w:pPr>
+              <w:rPr>
+                <w:rFonts w:ascii="Times New Roman" w:hAnsi="Times New Roman" w:cs="Times New Roman"/>
+                <w:sz w:val="16"/>
+                <w:szCs w:val="16"/>
+              </w:rPr>
+            </w:pPr>
+            <w:r>
+              <w:rPr>
+                <w:rFonts w:ascii="Times New Roman" w:hAnsi="Times New Roman" w:cs="Times New Roman"/>
+                <w:sz w:val="16"/>
+                <w:szCs w:val="16"/>
+              </w:rPr>
               <w:t>998846-0971</w:t>
             </w:r>
+            <w:proofErr w:type="spellStart"/>
+            <w:r>
+              <w:rPr>
+                <w:rFonts w:ascii="Times New Roman" w:hAnsi="Times New Roman" w:cs="Times New Roman"/>
+                <w:sz w:val="16"/>
+                <w:szCs w:val="16"/>
+              </w:rPr>
+            </w:r>
+            <w:proofErr w:type="spellEnd"/>
+            <w:r>
+              <w:rPr>
+                <w:rFonts w:ascii="Times New Roman" w:hAnsi="Times New Roman" w:cs="Times New Roman"/>
+                <w:sz w:val="16"/>
+                <w:szCs w:val="16"/>
+              </w:rPr>
+            </w:r>
           </w:p>
         </w:tc>
         <w:tc>
@@ -1260,9 +2951,37 @@
             <w:vAlign w:val="center"/>
           </w:tcPr>
           <w:p>
-            <w:r>
+            <w:pPr>
+              <w:rPr>
+                <w:rFonts w:ascii="Times New Roman" w:hAnsi="Times New Roman" w:cs="Times New Roman"/>
+                <w:sz w:val="16"/>
+                <w:szCs w:val="16"/>
+              </w:rPr>
+            </w:pPr>
+            <w:r>
+              <w:rPr>
+                <w:rFonts w:ascii="Times New Roman" w:hAnsi="Times New Roman" w:cs="Times New Roman"/>
+                <w:sz w:val="16"/>
+                <w:szCs w:val="16"/>
+              </w:rPr>
               <w:t>09/06/2026 12:11:23</w:t>
             </w:r>
+            <w:proofErr w:type="spellStart"/>
+            <w:r>
+              <w:rPr>
+                <w:rFonts w:ascii="Times New Roman" w:hAnsi="Times New Roman" w:cs="Times New Roman"/>
+                <w:sz w:val="16"/>
+                <w:szCs w:val="16"/>
+              </w:rPr>
+            </w:r>
+            <w:proofErr w:type="spellEnd"/>
+            <w:r>
+              <w:rPr>
+                <w:rFonts w:ascii="Times New Roman" w:hAnsi="Times New Roman" w:cs="Times New Roman"/>
+                <w:sz w:val="16"/>
+                <w:szCs w:val="16"/>
+              </w:rPr>
+            </w:r>
           </w:p>
         </w:tc>
         <w:tc>
@@ -1271,7 +2990,19 @@
             <w:vAlign w:val="center"/>
           </w:tcPr>
           <w:p>
-            <w:r>
+            <w:pPr>
+              <w:rPr>
+                <w:rFonts w:ascii="Times New Roman" w:hAnsi="Times New Roman" w:cs="Times New Roman"/>
+                <w:sz w:val="16"/>
+                <w:szCs w:val="16"/>
+              </w:rPr>
+            </w:pPr>
+            <w:r>
+              <w:rPr>
+                <w:rFonts w:ascii="Times New Roman" w:hAnsi="Times New Roman" w:cs="Times New Roman"/>
+                <w:sz w:val="16"/>
+                <w:szCs w:val="16"/>
+              </w:rPr>
               <w:t>1500000</w:t>
             </w:r>
           </w:p>
@@ -1282,8 +3013,36 @@
             <w:vAlign w:val="center"/>
           </w:tcPr>
           <w:p>
-            <w:r>
-              <w:t>transtype1</w:t>
+            <w:pPr>
+              <w:rPr>
+                <w:rFonts w:ascii="Times New Roman" w:hAnsi="Times New Roman" w:cs="Times New Roman"/>
+                <w:sz w:val="16"/>
+                <w:szCs w:val="16"/>
+              </w:rPr>
+            </w:pPr>
+            <w:r>
+              <w:rPr>
+                <w:rFonts w:ascii="Times New Roman" w:hAnsi="Times New Roman" w:cs="Times New Roman"/>
+                <w:sz w:val="16"/>
+                <w:szCs w:val="16"/>
+              </w:rPr>
+              <w:t>transtype2</w:t>
+            </w:r>
+            <w:proofErr w:type="spellStart"/>
+            <w:r>
+              <w:rPr>
+                <w:rFonts w:ascii="Times New Roman" w:hAnsi="Times New Roman" w:cs="Times New Roman"/>
+                <w:sz w:val="16"/>
+                <w:szCs w:val="16"/>
+              </w:rPr>
+            </w:r>
+            <w:proofErr w:type="spellEnd"/>
+            <w:r>
+              <w:rPr>
+                <w:rFonts w:ascii="Times New Roman" w:hAnsi="Times New Roman" w:cs="Times New Roman"/>
+                <w:sz w:val="16"/>
+                <w:szCs w:val="16"/>
+              </w:rPr>
             </w:r>
           </w:p>
         </w:tc>
@@ -1293,9 +3052,37 @@
             <w:vAlign w:val="center"/>
           </w:tcPr>
           <w:p>
-            <w:r>
+            <w:pPr>
+              <w:rPr>
+                <w:rFonts w:ascii="Times New Roman" w:hAnsi="Times New Roman" w:cs="Times New Roman"/>
+                <w:sz w:val="16"/>
+                <w:szCs w:val="16"/>
+              </w:rPr>
+            </w:pPr>
+            <w:r>
+              <w:rPr>
+                <w:rFonts w:ascii="Times New Roman" w:hAnsi="Times New Roman" w:cs="Times New Roman"/>
+                <w:sz w:val="16"/>
+                <w:szCs w:val="16"/>
+              </w:rPr>
               <w:t>SUCCESSFUL</w:t>
             </w:r>
+            <w:proofErr w:type="spellStart"/>
+            <w:r>
+              <w:rPr>
+                <w:rFonts w:ascii="Times New Roman" w:hAnsi="Times New Roman" w:cs="Times New Roman"/>
+                <w:sz w:val="16"/>
+                <w:szCs w:val="16"/>
+              </w:rPr>
+            </w:r>
+            <w:proofErr w:type="spellEnd"/>
+            <w:r>
+              <w:rPr>
+                <w:rFonts w:ascii="Times New Roman" w:hAnsi="Times New Roman" w:cs="Times New Roman"/>
+                <w:sz w:val="16"/>
+                <w:szCs w:val="16"/>
+              </w:rPr>
+            </w:r>
           </w:p>
         </w:tc>
         <w:tc>
@@ -1304,7 +3091,19 @@
             <w:vAlign w:val="center"/>
           </w:tcPr>
           <w:p>
-            <w:r>
+            <w:pPr>
+              <w:rPr>
+                <w:rFonts w:ascii="Times New Roman" w:hAnsi="Times New Roman" w:cs="Times New Roman"/>
+                <w:sz w:val="16"/>
+                <w:szCs w:val="16"/>
+              </w:rPr>
+            </w:pPr>
+            <w:r>
+              <w:rPr>
+                <w:rFonts w:ascii="Times New Roman" w:hAnsi="Times New Roman" w:cs="Times New Roman"/>
+                <w:sz w:val="16"/>
+                <w:szCs w:val="16"/>
+              </w:rPr>
               <w:t>xxxxxxxxx</w:t>
             </w:r>
           </w:p>
@@ -1315,9 +3114,37 @@
             <w:vAlign w:val="center"/>
           </w:tcPr>
           <w:p>
-            <w:r>
+            <w:pPr>
+              <w:rPr>
+                <w:rFonts w:ascii="Times New Roman" w:hAnsi="Times New Roman" w:cs="Times New Roman"/>
+                <w:sz w:val="16"/>
+                <w:szCs w:val="16"/>
+              </w:rPr>
+            </w:pPr>
+            <w:r>
+              <w:rPr>
+                <w:rFonts w:ascii="Times New Roman" w:hAnsi="Times New Roman" w:cs="Times New Roman"/>
+                <w:sz w:val="16"/>
+                <w:szCs w:val="16"/>
+              </w:rPr>
               <w:t>Channel A</w:t>
             </w:r>
+            <w:proofErr w:type="spellStart"/>
+            <w:r>
+              <w:rPr>
+                <w:rFonts w:ascii="Times New Roman" w:hAnsi="Times New Roman" w:cs="Times New Roman"/>
+                <w:sz w:val="16"/>
+                <w:szCs w:val="16"/>
+              </w:rPr>
+            </w:r>
+            <w:proofErr w:type="spellEnd"/>
+            <w:r>
+              <w:rPr>
+                <w:rFonts w:ascii="Times New Roman" w:hAnsi="Times New Roman" w:cs="Times New Roman"/>
+                <w:sz w:val="16"/>
+                <w:szCs w:val="16"/>
+              </w:rPr>
+            </w:r>
           </w:p>
         </w:tc>
         <w:tc>
@@ -1326,9 +3153,37 @@
             <w:vAlign w:val="center"/>
           </w:tcPr>
           <w:p>
-            <w:r>
+            <w:pPr>
+              <w:rPr>
+                <w:rFonts w:ascii="Times New Roman" w:hAnsi="Times New Roman" w:cs="Times New Roman"/>
+                <w:sz w:val="16"/>
+                <w:szCs w:val="16"/>
+              </w:rPr>
+            </w:pPr>
+            <w:r>
+              <w:rPr>
+                <w:rFonts w:ascii="Times New Roman" w:hAnsi="Times New Roman" w:cs="Times New Roman"/>
+                <w:sz w:val="16"/>
+                <w:szCs w:val="16"/>
+              </w:rPr>
               <w:t>UserRJE35QG72M</w:t>
             </w:r>
+            <w:proofErr w:type="spellStart"/>
+            <w:r>
+              <w:rPr>
+                <w:rFonts w:ascii="Times New Roman" w:hAnsi="Times New Roman" w:cs="Times New Roman"/>
+                <w:sz w:val="16"/>
+                <w:szCs w:val="16"/>
+              </w:rPr>
+            </w:r>
+            <w:proofErr w:type="spellEnd"/>
+            <w:r>
+              <w:rPr>
+                <w:rFonts w:ascii="Times New Roman" w:hAnsi="Times New Roman" w:cs="Times New Roman"/>
+                <w:sz w:val="16"/>
+                <w:szCs w:val="16"/>
+              </w:rPr>
+            </w:r>
           </w:p>
         </w:tc>
         <w:tc>
@@ -1337,8 +3192,20 @@
             <w:vAlign w:val="center"/>
           </w:tcPr>
           <w:p>
-            <w:r>
-              <w:t>Thanh toán mua A</w:t>
+            <w:pPr>
+              <w:rPr>
+                <w:rFonts w:ascii="Times New Roman" w:hAnsi="Times New Roman" w:cs="Times New Roman"/>
+                <w:sz w:val="16"/>
+                <w:szCs w:val="16"/>
+              </w:rPr>
+            </w:pPr>
+            <w:r>
+              <w:rPr>
+                <w:rFonts w:ascii="Times New Roman" w:hAnsi="Times New Roman" w:cs="Times New Roman"/>
+                <w:sz w:val="16"/>
+                <w:szCs w:val="16"/>
+              </w:rPr>
+              <w:t>Thanh toán mua B</w:t>
             </w:r>
           </w:p>
         </w:tc>
@@ -1372,7 +3239,27 @@
           <w:sz w:val="20"/>
           <w:szCs w:val="20"/>
         </w:rPr>
-        <w:t>Thông tin ví:</w:t>
+        <w:t xml:space="preserve">Thông tin </w:t>
+      </w:r>
+      <w:proofErr w:type="spellStart"/>
+      <w:r>
+        <w:rPr>
+          <w:rFonts w:ascii="Times New Roman" w:hAnsi="Times New Roman" w:cs="Times New Roman"/>
+          <w:b/>
+          <w:sz w:val="20"/>
+          <w:szCs w:val="20"/>
+        </w:rPr>
+        <w:t>ví</w:t>
+      </w:r>
+      <w:proofErr w:type="spellEnd"/>
+      <w:r>
+        <w:rPr>
+          <w:rFonts w:ascii="Times New Roman" w:hAnsi="Times New Roman" w:cs="Times New Roman"/>
+          <w:b/>
+          <w:sz w:val="20"/>
+          <w:szCs w:val="20"/>
+        </w:rPr>
+        <w:t>:</w:t>
       </w:r>
     </w:p>
     <w:p>
@@ -1387,13 +3274,70 @@
           <w:szCs w:val="20"/>
         </w:rPr>
       </w:pPr>
-      <w:r>
-        <w:rPr>
-          <w:rFonts w:ascii="Times New Roman" w:hAnsi="Times New Roman" w:cs="Times New Roman"/>
-          <w:sz w:val="20"/>
-          <w:szCs w:val="20"/>
-        </w:rPr>
-        <w:t xml:space="preserve">Ngày tạo ví: </w:t>
+      <w:proofErr w:type="spellStart"/>
+      <w:r>
+        <w:rPr>
+          <w:rFonts w:ascii="Times New Roman" w:hAnsi="Times New Roman" w:cs="Times New Roman"/>
+          <w:sz w:val="20"/>
+          <w:szCs w:val="20"/>
+        </w:rPr>
+        <w:t>Ngày tạo ví: 19/01/2025</w:t>
+      </w:r>
+      <w:proofErr w:type="spellEnd"/>
+      <w:r>
+        <w:rPr>
+          <w:rFonts w:ascii="Times New Roman" w:hAnsi="Times New Roman" w:cs="Times New Roman"/>
+          <w:sz w:val="20"/>
+          <w:szCs w:val="20"/>
+        </w:rPr>
+      </w:r>
+      <w:proofErr w:type="spellStart"/>
+      <w:r>
+        <w:rPr>
+          <w:rFonts w:ascii="Times New Roman" w:hAnsi="Times New Roman" w:cs="Times New Roman"/>
+          <w:sz w:val="20"/>
+          <w:szCs w:val="20"/>
+        </w:rPr>
+      </w:r>
+      <w:proofErr w:type="spellEnd"/>
+      <w:r>
+        <w:rPr>
+          <w:rFonts w:ascii="Times New Roman" w:hAnsi="Times New Roman" w:cs="Times New Roman"/>
+          <w:sz w:val="20"/>
+          <w:szCs w:val="20"/>
+        </w:rPr>
+      </w:r>
+      <w:proofErr w:type="spellStart"/>
+      <w:r>
+        <w:rPr>
+          <w:rFonts w:ascii="Times New Roman" w:hAnsi="Times New Roman" w:cs="Times New Roman"/>
+          <w:sz w:val="20"/>
+          <w:szCs w:val="20"/>
+        </w:rPr>
+      </w:r>
+      <w:proofErr w:type="spellEnd"/>
+      <w:r>
+        <w:rPr>
+          <w:rFonts w:ascii="Times New Roman" w:hAnsi="Times New Roman" w:cs="Times New Roman"/>
+          <w:sz w:val="20"/>
+          <w:szCs w:val="20"/>
+        </w:rPr>
+      </w:r>
+      <w:proofErr w:type="spellStart"/>
+      <w:r>
+        <w:rPr>
+          <w:rFonts w:ascii="Times New Roman" w:hAnsi="Times New Roman" w:cs="Times New Roman"/>
+          <w:sz w:val="20"/>
+          <w:szCs w:val="20"/>
+        </w:rPr>
+      </w:r>
+      <w:proofErr w:type="spellEnd"/>
+      <w:r>
+        <w:rPr>
+          <w:rFonts w:ascii="Times New Roman" w:hAnsi="Times New Roman" w:cs="Times New Roman"/>
+          <w:sz w:val="20"/>
+          <w:szCs w:val="20"/>
+        </w:rPr>
       </w:r>
     </w:p>
     <w:p>
@@ -1411,7 +3355,103 @@
           <w:sz w:val="20"/>
           <w:szCs w:val="20"/>
         </w:rPr>
-        <w:t xml:space="preserve">Số dư tại thời điểm khóa ví: </w:t>
+        <w:t>Số dư tại thời điểm khóa ví: 1000000 VND</w:t>
+      </w:r>
+      <w:proofErr w:type="spellStart"/>
+      <w:r>
+        <w:rPr>
+          <w:rFonts w:ascii="Times New Roman" w:hAnsi="Times New Roman" w:cs="Times New Roman"/>
+          <w:sz w:val="20"/>
+          <w:szCs w:val="20"/>
+        </w:rPr>
+      </w:r>
+      <w:proofErr w:type="spellEnd"/>
+      <w:r>
+        <w:rPr>
+          <w:rFonts w:ascii="Times New Roman" w:hAnsi="Times New Roman" w:cs="Times New Roman"/>
+          <w:sz w:val="20"/>
+          <w:szCs w:val="20"/>
+        </w:rPr>
+      </w:r>
+      <w:proofErr w:type="spellStart"/>
+      <w:r>
+        <w:rPr>
+          <w:rFonts w:ascii="Times New Roman" w:hAnsi="Times New Roman" w:cs="Times New Roman"/>
+          <w:sz w:val="20"/>
+          <w:szCs w:val="20"/>
+        </w:rPr>
+      </w:r>
+      <w:proofErr w:type="spellEnd"/>
+      <w:r>
+        <w:rPr>
+          <w:rFonts w:ascii="Times New Roman" w:hAnsi="Times New Roman" w:cs="Times New Roman"/>
+          <w:sz w:val="20"/>
+          <w:szCs w:val="20"/>
+        </w:rPr>
+      </w:r>
+      <w:proofErr w:type="spellStart"/>
+      <w:r>
+        <w:rPr>
+          <w:rFonts w:ascii="Times New Roman" w:hAnsi="Times New Roman" w:cs="Times New Roman"/>
+          <w:sz w:val="20"/>
+          <w:szCs w:val="20"/>
+        </w:rPr>
+      </w:r>
+      <w:proofErr w:type="spellEnd"/>
+      <w:r>
+        <w:rPr>
+          <w:rFonts w:ascii="Times New Roman" w:hAnsi="Times New Roman" w:cs="Times New Roman"/>
+          <w:sz w:val="20"/>
+          <w:szCs w:val="20"/>
+        </w:rPr>
+      </w:r>
+      <w:proofErr w:type="spellStart"/>
+      <w:r>
+        <w:rPr>
+          <w:rFonts w:ascii="Times New Roman" w:hAnsi="Times New Roman" w:cs="Times New Roman"/>
+          <w:sz w:val="20"/>
+          <w:szCs w:val="20"/>
+        </w:rPr>
+      </w:r>
+      <w:proofErr w:type="spellEnd"/>
+      <w:r>
+        <w:rPr>
+          <w:rFonts w:ascii="Times New Roman" w:hAnsi="Times New Roman" w:cs="Times New Roman"/>
+          <w:sz w:val="20"/>
+          <w:szCs w:val="20"/>
+        </w:rPr>
+      </w:r>
+      <w:proofErr w:type="spellStart"/>
+      <w:r>
+        <w:rPr>
+          <w:rFonts w:ascii="Times New Roman" w:hAnsi="Times New Roman" w:cs="Times New Roman"/>
+          <w:sz w:val="20"/>
+          <w:szCs w:val="20"/>
+        </w:rPr>
+      </w:r>
+      <w:proofErr w:type="spellEnd"/>
+      <w:r>
+        <w:rPr>
+          <w:rFonts w:ascii="Times New Roman" w:hAnsi="Times New Roman" w:cs="Times New Roman"/>
+          <w:sz w:val="20"/>
+          <w:szCs w:val="20"/>
+        </w:rPr>
+      </w:r>
+      <w:proofErr w:type="spellStart"/>
+      <w:r>
+        <w:rPr>
+          <w:rFonts w:ascii="Times New Roman" w:hAnsi="Times New Roman" w:cs="Times New Roman"/>
+          <w:sz w:val="20"/>
+          <w:szCs w:val="20"/>
+        </w:rPr>
+      </w:r>
+      <w:proofErr w:type="spellEnd"/>
+      <w:r>
+        <w:rPr>
+          <w:rFonts w:ascii="Times New Roman" w:hAnsi="Times New Roman" w:cs="Times New Roman"/>
+          <w:sz w:val="20"/>
+          <w:szCs w:val="20"/>
+        </w:rPr>
       </w:r>
     </w:p>
     <w:p>
@@ -1423,13 +3463,166 @@
           <w:szCs w:val="20"/>
         </w:rPr>
       </w:pPr>
-      <w:r>
-        <w:rPr>
-          <w:rFonts w:ascii="Times New Roman" w:hAnsi="Times New Roman" w:cs="Times New Roman"/>
-          <w:sz w:val="20"/>
-          <w:szCs w:val="20"/>
-        </w:rPr>
-        <w:t xml:space="preserve">Thời gian liên kết thẻ/ tài khoản đang khiếu nại: </w:t>
+      <w:proofErr w:type="spellStart"/>
+      <w:r>
+        <w:rPr>
+          <w:rFonts w:ascii="Times New Roman" w:hAnsi="Times New Roman" w:cs="Times New Roman"/>
+          <w:sz w:val="20"/>
+          <w:szCs w:val="20"/>
+        </w:rPr>
+        <w:t>Thời gian liên kết thẻ/ tài khoản đang khiếu nại: 24/09/2025 17:04:25</w:t>
+      </w:r>
+      <w:proofErr w:type="spellEnd"/>
+      <w:r>
+        <w:rPr>
+          <w:rFonts w:ascii="Times New Roman" w:hAnsi="Times New Roman" w:cs="Times New Roman"/>
+          <w:sz w:val="20"/>
+          <w:szCs w:val="20"/>
+        </w:rPr>
+      </w:r>
+      <w:proofErr w:type="spellStart"/>
+      <w:r>
+        <w:rPr>
+          <w:rFonts w:ascii="Times New Roman" w:hAnsi="Times New Roman" w:cs="Times New Roman"/>
+          <w:sz w:val="20"/>
+          <w:szCs w:val="20"/>
+        </w:rPr>
+      </w:r>
+      <w:proofErr w:type="spellEnd"/>
+      <w:r>
+        <w:rPr>
+          <w:rFonts w:ascii="Times New Roman" w:hAnsi="Times New Roman" w:cs="Times New Roman"/>
+          <w:sz w:val="20"/>
+          <w:szCs w:val="20"/>
+        </w:rPr>
+      </w:r>
+      <w:proofErr w:type="spellStart"/>
+      <w:r>
+        <w:rPr>
+          <w:rFonts w:ascii="Times New Roman" w:hAnsi="Times New Roman" w:cs="Times New Roman"/>
+          <w:sz w:val="20"/>
+          <w:szCs w:val="20"/>
+        </w:rPr>
+      </w:r>
+      <w:proofErr w:type="spellEnd"/>
+      <w:r>
+        <w:rPr>
+          <w:rFonts w:ascii="Times New Roman" w:hAnsi="Times New Roman" w:cs="Times New Roman"/>
+          <w:sz w:val="20"/>
+          <w:szCs w:val="20"/>
+        </w:rPr>
+      </w:r>
+      <w:proofErr w:type="spellStart"/>
+      <w:r>
+        <w:rPr>
+          <w:rFonts w:ascii="Times New Roman" w:hAnsi="Times New Roman" w:cs="Times New Roman"/>
+          <w:sz w:val="20"/>
+          <w:szCs w:val="20"/>
+        </w:rPr>
+      </w:r>
+      <w:proofErr w:type="spellEnd"/>
+      <w:r>
+        <w:rPr>
+          <w:rFonts w:ascii="Times New Roman" w:hAnsi="Times New Roman" w:cs="Times New Roman"/>
+          <w:sz w:val="20"/>
+          <w:szCs w:val="20"/>
+        </w:rPr>
+      </w:r>
+      <w:proofErr w:type="spellStart"/>
+      <w:r>
+        <w:rPr>
+          <w:rFonts w:ascii="Times New Roman" w:hAnsi="Times New Roman" w:cs="Times New Roman"/>
+          <w:sz w:val="20"/>
+          <w:szCs w:val="20"/>
+        </w:rPr>
+      </w:r>
+      <w:proofErr w:type="spellEnd"/>
+      <w:r>
+        <w:rPr>
+          <w:rFonts w:ascii="Times New Roman" w:hAnsi="Times New Roman" w:cs="Times New Roman"/>
+          <w:sz w:val="20"/>
+          <w:szCs w:val="20"/>
+        </w:rPr>
+      </w:r>
+      <w:proofErr w:type="spellStart"/>
+      <w:r>
+        <w:rPr>
+          <w:rFonts w:ascii="Times New Roman" w:hAnsi="Times New Roman" w:cs="Times New Roman"/>
+          <w:sz w:val="20"/>
+          <w:szCs w:val="20"/>
+        </w:rPr>
+      </w:r>
+      <w:proofErr w:type="spellEnd"/>
+      <w:r>
+        <w:rPr>
+          <w:rFonts w:ascii="Times New Roman" w:hAnsi="Times New Roman" w:cs="Times New Roman"/>
+          <w:sz w:val="20"/>
+          <w:szCs w:val="20"/>
+        </w:rPr>
+      </w:r>
+      <w:proofErr w:type="spellStart"/>
+      <w:r>
+        <w:rPr>
+          <w:rFonts w:ascii="Times New Roman" w:hAnsi="Times New Roman" w:cs="Times New Roman"/>
+          <w:sz w:val="20"/>
+          <w:szCs w:val="20"/>
+        </w:rPr>
+      </w:r>
+      <w:proofErr w:type="spellEnd"/>
+      <w:r>
+        <w:rPr>
+          <w:rFonts w:ascii="Times New Roman" w:hAnsi="Times New Roman" w:cs="Times New Roman"/>
+          <w:sz w:val="20"/>
+          <w:szCs w:val="20"/>
+        </w:rPr>
+      </w:r>
+      <w:proofErr w:type="spellStart"/>
+      <w:r>
+        <w:rPr>
+          <w:rFonts w:ascii="Times New Roman" w:hAnsi="Times New Roman" w:cs="Times New Roman"/>
+          <w:sz w:val="20"/>
+          <w:szCs w:val="20"/>
+        </w:rPr>
+      </w:r>
+      <w:proofErr w:type="spellEnd"/>
+      <w:r>
+        <w:rPr>
+          <w:rFonts w:ascii="Times New Roman" w:hAnsi="Times New Roman" w:cs="Times New Roman"/>
+          <w:sz w:val="20"/>
+          <w:szCs w:val="20"/>
+        </w:rPr>
+      </w:r>
+      <w:proofErr w:type="spellStart"/>
+      <w:r>
+        <w:rPr>
+          <w:rFonts w:ascii="Times New Roman" w:hAnsi="Times New Roman" w:cs="Times New Roman"/>
+          <w:sz w:val="20"/>
+          <w:szCs w:val="20"/>
+        </w:rPr>
+      </w:r>
+      <w:proofErr w:type="spellEnd"/>
+      <w:r>
+        <w:rPr>
+          <w:rFonts w:ascii="Times New Roman" w:hAnsi="Times New Roman" w:cs="Times New Roman"/>
+          <w:sz w:val="20"/>
+          <w:szCs w:val="20"/>
+        </w:rPr>
+      </w:r>
+      <w:proofErr w:type="spellStart"/>
+      <w:r>
+        <w:rPr>
+          <w:rFonts w:ascii="Times New Roman" w:hAnsi="Times New Roman" w:cs="Times New Roman"/>
+          <w:sz w:val="20"/>
+          <w:szCs w:val="20"/>
+        </w:rPr>
+      </w:r>
+      <w:proofErr w:type="spellEnd"/>
+      <w:r>
+        <w:rPr>
+          <w:rFonts w:ascii="Times New Roman" w:hAnsi="Times New Roman" w:cs="Times New Roman"/>
+          <w:sz w:val="20"/>
+          <w:szCs w:val="20"/>
+        </w:rPr>
       </w:r>
     </w:p>
     <w:p>
@@ -1442,13 +3635,86 @@
           <w:szCs w:val="20"/>
         </w:rPr>
       </w:pPr>
-      <w:r>
-        <w:rPr>
-          <w:rFonts w:ascii="Times New Roman" w:hAnsi="Times New Roman" w:cs="Times New Roman"/>
-          <w:sz w:val="20"/>
-          <w:szCs w:val="20"/>
-        </w:rPr>
-        <w:t xml:space="preserve">Lần đầu liên kết: </w:t>
+      <w:proofErr w:type="spellStart"/>
+      <w:r>
+        <w:rPr>
+          <w:rFonts w:ascii="Times New Roman" w:hAnsi="Times New Roman" w:cs="Times New Roman"/>
+          <w:sz w:val="20"/>
+          <w:szCs w:val="20"/>
+        </w:rPr>
+        <w:t>Lần đầu liên kết: 24/09/2025 17:04:25</w:t>
+      </w:r>
+      <w:proofErr w:type="spellEnd"/>
+      <w:r>
+        <w:rPr>
+          <w:rFonts w:ascii="Times New Roman" w:hAnsi="Times New Roman" w:cs="Times New Roman"/>
+          <w:sz w:val="20"/>
+          <w:szCs w:val="20"/>
+        </w:rPr>
+      </w:r>
+      <w:proofErr w:type="spellStart"/>
+      <w:r>
+        <w:rPr>
+          <w:rFonts w:ascii="Times New Roman" w:hAnsi="Times New Roman" w:cs="Times New Roman"/>
+          <w:sz w:val="20"/>
+          <w:szCs w:val="20"/>
+        </w:rPr>
+      </w:r>
+      <w:proofErr w:type="spellEnd"/>
+      <w:r>
+        <w:rPr>
+          <w:rFonts w:ascii="Times New Roman" w:hAnsi="Times New Roman" w:cs="Times New Roman"/>
+          <w:sz w:val="20"/>
+          <w:szCs w:val="20"/>
+        </w:rPr>
+      </w:r>
+      <w:proofErr w:type="spellStart"/>
+      <w:r>
+        <w:rPr>
+          <w:rFonts w:ascii="Times New Roman" w:hAnsi="Times New Roman" w:cs="Times New Roman"/>
+          <w:sz w:val="20"/>
+          <w:szCs w:val="20"/>
+        </w:rPr>
+      </w:r>
+      <w:proofErr w:type="spellEnd"/>
+      <w:r>
+        <w:rPr>
+          <w:rFonts w:ascii="Times New Roman" w:hAnsi="Times New Roman" w:cs="Times New Roman"/>
+          <w:sz w:val="20"/>
+          <w:szCs w:val="20"/>
+        </w:rPr>
+      </w:r>
+      <w:proofErr w:type="spellStart"/>
+      <w:r>
+        <w:rPr>
+          <w:rFonts w:ascii="Times New Roman" w:hAnsi="Times New Roman" w:cs="Times New Roman"/>
+          <w:sz w:val="20"/>
+          <w:szCs w:val="20"/>
+        </w:rPr>
+      </w:r>
+      <w:proofErr w:type="spellEnd"/>
+      <w:r>
+        <w:rPr>
+          <w:rFonts w:ascii="Times New Roman" w:hAnsi="Times New Roman" w:cs="Times New Roman"/>
+          <w:sz w:val="20"/>
+          <w:szCs w:val="20"/>
+        </w:rPr>
+      </w:r>
+      <w:proofErr w:type="spellStart"/>
+      <w:r>
+        <w:rPr>
+          <w:rFonts w:ascii="Times New Roman" w:hAnsi="Times New Roman" w:cs="Times New Roman"/>
+          <w:sz w:val="20"/>
+          <w:szCs w:val="20"/>
+        </w:rPr>
+      </w:r>
+      <w:proofErr w:type="spellEnd"/>
+      <w:r>
+        <w:rPr>
+          <w:rFonts w:ascii="Times New Roman" w:hAnsi="Times New Roman" w:cs="Times New Roman"/>
+          <w:sz w:val="20"/>
+          <w:szCs w:val="20"/>
+        </w:rPr>
       </w:r>
       <w:bookmarkStart w:id="0" w:name="_Hlk216855641"/>
       <w:sdt>
@@ -1525,7 +3791,32 @@
         </w:sdtContent>
       </w:sdt>
       <w:bookmarkEnd w:id="0"/>
-      <w:r/>
+      <w:r>
+        <w:rPr>
+          <w:rFonts w:ascii="Times New Roman" w:hAnsi="Times New Roman" w:cs="Times New Roman"/>
+          <w:sz w:val="20"/>
+          <w:szCs w:val="20"/>
+        </w:rPr>
+        <w:t>Trong ví vẫn có một phần số dư có thể hỗ trợ thu hồi. Nếu cần thu hồi anh/chị vui lòng cung cấp công văn thu hồi hoặc thư khiếu nại của KH (bản chính hoặc bản sao có dấu) gửi qua bưu điện cho Zalopay để Zalopay hỗ trợ tiếp.</w:t>
+        <w:br/>
+        <w:t>Địa chỉ nhận thư như chữ ký email này - vui lòng ghi rõ tên người nhận. Anh chị lưu ý cung cấp số tài khoản còn hoạt động để Zalopay có thể xử lý khi hoàn trả.</w:t>
+      </w:r>
+      <w:proofErr w:type="spellStart"/>
+      <w:r>
+        <w:rPr>
+          <w:rFonts w:ascii="Times New Roman" w:hAnsi="Times New Roman" w:cs="Times New Roman"/>
+          <w:sz w:val="20"/>
+          <w:szCs w:val="20"/>
+        </w:rPr>
+      </w:r>
+      <w:proofErr w:type="spellEnd"/>
+      <w:r>
+        <w:rPr>
+          <w:rFonts w:ascii="Times New Roman" w:hAnsi="Times New Roman" w:cs="Times New Roman"/>
+          <w:sz w:val="20"/>
+          <w:szCs w:val="20"/>
+        </w:rPr>
+      </w:r>
     </w:p>
     <w:sectPr>
       <w:headerReference w:type="default" r:id="rId10"/>
@@ -2297,20 +4588,25 @@
     <w:rsid w:val="002870EF"/>
     <w:rsid w:val="00292D01"/>
     <w:rsid w:val="002B739B"/>
+    <w:rsid w:val="00302C4D"/>
     <w:rsid w:val="00306509"/>
     <w:rsid w:val="00313871"/>
     <w:rsid w:val="003201E7"/>
+    <w:rsid w:val="00322557"/>
     <w:rsid w:val="0034052E"/>
     <w:rsid w:val="003462A8"/>
     <w:rsid w:val="003A1BAA"/>
     <w:rsid w:val="003D56C7"/>
     <w:rsid w:val="00496173"/>
     <w:rsid w:val="004A350F"/>
+    <w:rsid w:val="00524148"/>
     <w:rsid w:val="00555727"/>
     <w:rsid w:val="005C141C"/>
     <w:rsid w:val="005C2277"/>
     <w:rsid w:val="005F6B1B"/>
+    <w:rsid w:val="0067241C"/>
     <w:rsid w:val="00674D10"/>
+    <w:rsid w:val="006D3373"/>
     <w:rsid w:val="006D7D44"/>
     <w:rsid w:val="006E0E82"/>
     <w:rsid w:val="006F1B1C"/>
@@ -2793,14 +5089,6 @@
       <w:color w:val="808080"/>
     </w:rPr>
   </w:style>
-  <w:style w:type="paragraph" w:customStyle="1" w:styleId="0492DAF25FCF4B449C4EF6C0C1BCE8FD">
-    <w:name w:val="0492DAF25FCF4B449C4EF6C0C1BCE8FD"/>
-    <w:rsid w:val="009D13EC"/>
-  </w:style>
-  <w:style w:type="paragraph" w:customStyle="1" w:styleId="740C7EC49352438D8A7DEF8A3AF0D0E2">
-    <w:name w:val="740C7EC49352438D8A7DEF8A3AF0D0E2"/>
-    <w:rsid w:val="009D13EC"/>
-  </w:style>
   <w:style w:type="paragraph" w:customStyle="1" w:styleId="E4FD3181BB4D49BB9E48105A7D7BD43C">
     <w:name w:val="E4FD3181BB4D49BB9E48105A7D7BD43C"/>
     <w:rsid w:val="00F87421"/>
